--- a/docs/seminar_4/seminar_4.docx
+++ b/docs/seminar_4/seminar_4.docx
@@ -2,7 +2,7 @@
 <file path=word/document.xml><?xml version="1.0" encoding="utf-8"?>
 <w:document xmlns:w="http://schemas.openxmlformats.org/wordprocessingml/2006/main" xmlns:m="http://schemas.openxmlformats.org/officeDocument/2006/math" xmlns:r="http://schemas.openxmlformats.org/officeDocument/2006/relationships" xmlns:o="urn:schemas-microsoft-com:office:office" xmlns:v="urn:schemas-microsoft-com:vml" xmlns:w10="urn:schemas-microsoft-com:office:word" xmlns:a="http://schemas.openxmlformats.org/drawingml/2006/main" xmlns:pic="http://schemas.openxmlformats.org/drawingml/2006/picture" xmlns:wp="http://schemas.openxmlformats.org/drawingml/2006/wordprocessingDrawing">
   <w:body>
-    <w:bookmarkStart w:id="57" w:name="Xd92741f8e63831147f42f37a59931e538385dfb"/>
+    <w:bookmarkStart w:id="107" w:name="X9add23cf2604a150532f87f079bad608f048110"/>
     <w:p>
       <w:pPr>
         <w:pStyle w:val="Heading1"/>
@@ -29,13 +29,13 @@
         <w:rPr>
           <w:rStyle w:val="VerbatimChar"/>
         </w:rPr>
-        <w:t xml:space="preserve">v1.0.1</w:t>
-      </w:r>
-      <w:r>
-        <w:t xml:space="preserve"> </w:t>
-      </w:r>
-      <w:r>
-        <w:t xml:space="preserve">(01.10.2026)</w:t>
+        <w:t xml:space="preserve">v1.1.0</w:t>
+      </w:r>
+      <w:r>
+        <w:t xml:space="preserve"> </w:t>
+      </w:r>
+      <w:r>
+        <w:t xml:space="preserve">(07.10.2026)</w:t>
       </w:r>
       <w:r>
         <w:br/>
@@ -61,7 +61,7 @@
         </w:pict>
       </w:r>
     </w:p>
-    <w:bookmarkStart w:id="9" w:name="цель-работы"/>
+    <w:bookmarkStart w:id="59" w:name="dart-цель-работы"/>
     <w:p>
       <w:pPr>
         <w:pStyle w:val="Heading2"/>
@@ -151,8 +151,8 @@
         </w:pict>
       </w:r>
     </w:p>
-    <w:bookmarkEnd w:id="9"/>
-    <w:bookmarkStart w:id="10" w:name="содержание"/>
+    <w:bookmarkEnd w:id="59"/>
+    <w:bookmarkStart w:id="60" w:name="clipboard-содержание"/>
     <w:p>
       <w:pPr>
         <w:pStyle w:val="Heading2"/>
@@ -321,8 +321,8 @@
         </w:pict>
       </w:r>
     </w:p>
-    <w:bookmarkEnd w:id="10"/>
-    <w:bookmarkStart w:id="20" w:name="X39823d75cc74842c7179a92f3c1a48e147878b9"/>
+    <w:bookmarkEnd w:id="60"/>
+    <w:bookmarkStart w:id="70" w:name="X16fb95ff7e1b4afd5715d313dd22e7dd8ca602c"/>
     <w:p>
       <w:pPr>
         <w:pStyle w:val="Heading2"/>
@@ -359,20 +359,20 @@
       <w:r>
         <w:drawing>
           <wp:inline>
-            <wp:extent cx="5334000" cy="9408450"/>
+            <wp:extent cx="3644452" cy="6949439"/>
             <wp:effectExtent b="0" l="0" r="0" t="0"/>
-            <wp:docPr descr="Рисунок 1. Карта ключевых пользовательских сценариев (Use Cases) и акторов EcoGrid Flow" title="" id="12" name="Picture"/>
+            <wp:docPr descr="Рисунок 1. Карта ключевых пользовательских сценариев (Use Cases) и акторов EcoGrid Flow" title="" id="62" name="Picture"/>
             <a:graphic>
               <a:graphicData uri="http://schemas.openxmlformats.org/drawingml/2006/picture">
                 <pic:pic>
                   <pic:nvPicPr>
-                    <pic:cNvPr descr="media/figure_1.png" id="13" name="Picture"/>
+                    <pic:cNvPr descr="media/figure_1.png" id="63" name="Picture"/>
                     <pic:cNvPicPr>
                       <a:picLocks noChangeArrowheads="1" noChangeAspect="1"/>
                     </pic:cNvPicPr>
                   </pic:nvPicPr>
                   <pic:blipFill>
-                    <a:blip r:embed="rId11"/>
+                    <a:blip r:embed="rId61"/>
                     <a:stretch>
                       <a:fillRect/>
                     </a:stretch>
@@ -380,7 +380,7 @@
                   <pic:spPr bwMode="auto">
                     <a:xfrm>
                       <a:off x="0" y="0"/>
-                      <a:ext cx="5334000" cy="9408450"/>
+                      <a:ext cx="3644452" cy="6949439"/>
                     </a:xfrm>
                     <a:prstGeom prst="rect">
                       <a:avLst/>
@@ -414,7 +414,7 @@
         </w:pict>
       </w:r>
     </w:p>
-    <w:bookmarkStart w:id="14" w:name="Xd1df3f67c0a4a94d4dec9a6e3b0d96e87803a63"/>
+    <w:bookmarkStart w:id="64" w:name="Xd1df3f67c0a4a94d4dec9a6e3b0d96e87803a63"/>
     <w:p>
       <w:pPr>
         <w:pStyle w:val="Heading3"/>
@@ -521,7 +521,7 @@
         <w:t xml:space="preserve"> </w:t>
       </w:r>
       <w:r>
-        <w:t xml:space="preserve">снизить затраты на электроэнергию до 50% без риска сорвать утренний дедлайн готовности DWH-витрин (SLA 09:00 UTC).</w:t>
+        <w:t xml:space="preserve">снизить затраты на электроэнергию без риска сорвать утренний дедлайн готовности DWH-витрин (SLA 09:00 UTC).</w:t>
       </w:r>
     </w:p>
     <w:p>
@@ -1283,8 +1283,8 @@
         </w:pict>
       </w:r>
     </w:p>
-    <w:bookmarkEnd w:id="14"/>
-    <w:bookmarkStart w:id="15" w:name="X67e3c8d2b396fed5b561f804e711acabc46a5af"/>
+    <w:bookmarkEnd w:id="64"/>
+    <w:bookmarkStart w:id="65" w:name="X67e3c8d2b396fed5b561f804e711acabc46a5af"/>
     <w:p>
       <w:pPr>
         <w:pStyle w:val="Heading3"/>
@@ -1573,8 +1573,8 @@
         </w:pict>
       </w:r>
     </w:p>
-    <w:bookmarkEnd w:id="15"/>
-    <w:bookmarkStart w:id="16" w:name="X0f6c382f39570d383bfed5fed50748fa966d6c5"/>
+    <w:bookmarkEnd w:id="65"/>
+    <w:bookmarkStart w:id="66" w:name="X0f6c382f39570d383bfed5fed50748fa966d6c5"/>
     <w:p>
       <w:pPr>
         <w:pStyle w:val="Heading3"/>
@@ -1901,8 +1901,8 @@
         </w:pict>
       </w:r>
     </w:p>
-    <w:bookmarkEnd w:id="16"/>
-    <w:bookmarkStart w:id="17" w:name="Xd6f21f95f548a4b97f0188060e34b5b6a082a5a"/>
+    <w:bookmarkEnd w:id="66"/>
+    <w:bookmarkStart w:id="67" w:name="X3a27e9eb5d7e0af2f5a01e2aa6ee74241e27ff2"/>
     <w:p>
       <w:pPr>
         <w:pStyle w:val="Heading3"/>
@@ -2222,8 +2222,8 @@
         </w:pict>
       </w:r>
     </w:p>
-    <w:bookmarkEnd w:id="17"/>
-    <w:bookmarkStart w:id="18" w:name="X588254432bd10d96a54e60a2bb497579defef2f"/>
+    <w:bookmarkEnd w:id="67"/>
+    <w:bookmarkStart w:id="68" w:name="X588254432bd10d96a54e60a2bb497579defef2f"/>
     <w:p>
       <w:pPr>
         <w:pStyle w:val="Heading3"/>
@@ -2532,8 +2532,8 @@
         </w:pict>
       </w:r>
     </w:p>
-    <w:bookmarkEnd w:id="18"/>
-    <w:bookmarkStart w:id="19" w:name="X2b7d1081aa1c54761caaea59fdf1d302a675804"/>
+    <w:bookmarkEnd w:id="68"/>
+    <w:bookmarkStart w:id="69" w:name="X2b7d1081aa1c54761caaea59fdf1d302a675804"/>
     <w:p>
       <w:pPr>
         <w:pStyle w:val="Heading3"/>
@@ -2855,9 +2855,9 @@
         </w:pict>
       </w:r>
     </w:p>
-    <w:bookmarkEnd w:id="19"/>
-    <w:bookmarkEnd w:id="20"/>
-    <w:bookmarkStart w:id="21" w:name="Xc46af80c7b30811f8e858e7dd4e30b65c43b5b6"/>
+    <w:bookmarkEnd w:id="69"/>
+    <w:bookmarkEnd w:id="70"/>
+    <w:bookmarkStart w:id="71" w:name="X19bc68d87b2ddd57d6fc1a6dc9c688c81941af0"/>
     <w:p>
       <w:pPr>
         <w:pStyle w:val="Heading2"/>
@@ -2882,10 +2882,10 @@
         <w:tblLook w:firstRow="1" w:lastRow="0" w:firstColumn="0" w:lastColumn="0" w:noHBand="0" w:noVBand="0" w:val="0020"/>
       </w:tblPr>
       <w:tblGrid>
-        <w:gridCol w:w="1863"/>
-        <w:gridCol w:w="2329"/>
-        <w:gridCol w:w="1863"/>
-        <w:gridCol w:w="1863"/>
+        <w:gridCol w:w="1188"/>
+        <w:gridCol w:w="792"/>
+        <w:gridCol w:w="1108"/>
+        <w:gridCol w:w="4831"/>
       </w:tblGrid>
       <w:tr>
         <w:trPr>
@@ -2997,6 +2997,8 @@
             <w:r>
               <w:rPr>
                 <w:rStyle w:val="VerbatimChar"/>
+                <w:sz w:val="17"/>
+                <w:szCs w:val="17"/>
               </w:rPr>
               <w:t xml:space="preserve">POST /api/v1/recommendations</w:t>
             </w:r>
@@ -3009,6 +3011,8 @@
             <w:r>
               <w:rPr>
                 <w:rStyle w:val="VerbatimChar"/>
+                <w:sz w:val="17"/>
+                <w:szCs w:val="17"/>
               </w:rPr>
               <w:t xml:space="preserve">job_id</w:t>
             </w:r>
@@ -3024,6 +3028,8 @@
             <w:r>
               <w:rPr>
                 <w:rStyle w:val="VerbatimChar"/>
+                <w:sz w:val="17"/>
+                <w:szCs w:val="17"/>
               </w:rPr>
               <w:t xml:space="preserve">duration_minutes</w:t>
             </w:r>
@@ -3039,6 +3045,8 @@
             <w:r>
               <w:rPr>
                 <w:rStyle w:val="VerbatimChar"/>
+                <w:sz w:val="17"/>
+                <w:szCs w:val="17"/>
               </w:rPr>
               <w:t xml:space="preserve">required_power_kw</w:t>
             </w:r>
@@ -3054,6 +3062,8 @@
             <w:r>
               <w:rPr>
                 <w:rStyle w:val="VerbatimChar"/>
+                <w:sz w:val="17"/>
+                <w:szCs w:val="17"/>
               </w:rPr>
               <w:t xml:space="preserve">deadline</w:t>
             </w:r>
@@ -3069,6 +3079,8 @@
             <w:r>
               <w:rPr>
                 <w:rStyle w:val="VerbatimChar"/>
+                <w:sz w:val="17"/>
+                <w:szCs w:val="17"/>
               </w:rPr>
               <w:t xml:space="preserve">earliest_start</w:t>
             </w:r>
@@ -3076,14 +3088,16 @@
               <w:t xml:space="preserve"> </w:t>
             </w:r>
             <w:r>
-              <w:t xml:space="preserve">(ISO 8601 UTC, опционально, default: now) и</w:t>
-            </w:r>
-            <w:r>
-              <w:t xml:space="preserve"> </w:t>
-            </w:r>
-            <w:r>
-              <w:rPr>
-                <w:rStyle w:val="VerbatimChar"/>
+              <w:t xml:space="preserve">(ISO 8601 UTC, опционально, default: now),</w:t>
+            </w:r>
+            <w:r>
+              <w:t xml:space="preserve"> </w:t>
+            </w:r>
+            <w:r>
+              <w:rPr>
+                <w:rStyle w:val="VerbatimChar"/>
+                <w:sz w:val="17"/>
+                <w:szCs w:val="17"/>
               </w:rPr>
               <w:t xml:space="preserve">allowed_zones</w:t>
             </w:r>
@@ -3091,7 +3105,159 @@
               <w:t xml:space="preserve"> </w:t>
             </w:r>
             <w:r>
-              <w:t xml:space="preserve">(список строк).</w:t>
+              <w:t xml:space="preserve">(список строк), а также опциональные параметры базового сценария</w:t>
+            </w:r>
+            <w:r>
+              <w:t xml:space="preserve"> </w:t>
+            </w:r>
+            <w:r>
+              <w:rPr>
+                <w:rStyle w:val="VerbatimChar"/>
+                <w:sz w:val="17"/>
+                <w:szCs w:val="17"/>
+              </w:rPr>
+              <w:t xml:space="preserve">preferred_datacenter_id</w:t>
+            </w:r>
+            <w:r>
+              <w:t xml:space="preserve"> </w:t>
+            </w:r>
+            <w:r>
+              <w:t xml:space="preserve">(default: ЦОД первой зоны из</w:t>
+            </w:r>
+            <w:r>
+              <w:t xml:space="preserve"> </w:t>
+            </w:r>
+            <w:r>
+              <w:rPr>
+                <w:rStyle w:val="VerbatimChar"/>
+                <w:sz w:val="17"/>
+                <w:szCs w:val="17"/>
+              </w:rPr>
+              <w:t xml:space="preserve">allowed_zones</w:t>
+            </w:r>
+            <w:r>
+              <w:t xml:space="preserve">) и</w:t>
+            </w:r>
+            <w:r>
+              <w:t xml:space="preserve"> </w:t>
+            </w:r>
+            <w:r>
+              <w:rPr>
+                <w:rStyle w:val="VerbatimChar"/>
+                <w:sz w:val="17"/>
+                <w:szCs w:val="17"/>
+              </w:rPr>
+              <w:t xml:space="preserve">baseline_start</w:t>
+            </w:r>
+            <w:r>
+              <w:t xml:space="preserve"> </w:t>
+            </w:r>
+            <w:r>
+              <w:t xml:space="preserve">(ISO 8601 UTC, default:</w:t>
+            </w:r>
+            <w:r>
+              <w:t xml:space="preserve"> </w:t>
+            </w:r>
+            <w:r>
+              <w:rPr>
+                <w:rStyle w:val="VerbatimChar"/>
+                <w:sz w:val="17"/>
+                <w:szCs w:val="17"/>
+              </w:rPr>
+              <w:t xml:space="preserve">earliest_start</w:t>
+            </w:r>
+            <w:r>
+              <w:t xml:space="preserve">). Если</w:t>
+            </w:r>
+            <w:r>
+              <w:t xml:space="preserve"> </w:t>
+            </w:r>
+            <w:r>
+              <w:rPr>
+                <w:rStyle w:val="VerbatimChar"/>
+                <w:sz w:val="17"/>
+                <w:szCs w:val="17"/>
+              </w:rPr>
+              <w:t xml:space="preserve">preferred_datacenter_id</w:t>
+            </w:r>
+            <w:r>
+              <w:t xml:space="preserve"> </w:t>
+            </w:r>
+            <w:r>
+              <w:t xml:space="preserve">не входит в</w:t>
+            </w:r>
+            <w:r>
+              <w:t xml:space="preserve"> </w:t>
+            </w:r>
+            <w:r>
+              <w:rPr>
+                <w:rStyle w:val="VerbatimChar"/>
+                <w:sz w:val="17"/>
+                <w:szCs w:val="17"/>
+              </w:rPr>
+              <w:t xml:space="preserve">allowed_zones</w:t>
+            </w:r>
+            <w:r>
+              <w:t xml:space="preserve"> </w:t>
+            </w:r>
+            <w:r>
+              <w:t xml:space="preserve">или</w:t>
+            </w:r>
+            <w:r>
+              <w:t xml:space="preserve"> </w:t>
+            </w:r>
+            <w:r>
+              <w:rPr>
+                <w:rStyle w:val="VerbatimChar"/>
+                <w:sz w:val="17"/>
+                <w:szCs w:val="17"/>
+              </w:rPr>
+              <w:t xml:space="preserve">baseline_start</w:t>
+            </w:r>
+            <w:r>
+              <w:t xml:space="preserve"> </w:t>
+            </w:r>
+            <w:r>
+              <w:t xml:space="preserve">выходит за интервал [</w:t>
+            </w:r>
+            <w:r>
+              <w:rPr>
+                <w:rStyle w:val="VerbatimChar"/>
+                <w:sz w:val="17"/>
+                <w:szCs w:val="17"/>
+              </w:rPr>
+              <w:t xml:space="preserve">earliest_start</w:t>
+            </w:r>
+            <w:r>
+              <w:t xml:space="preserve">;</w:t>
+            </w:r>
+            <w:r>
+              <w:t xml:space="preserve"> </w:t>
+            </w:r>
+            <w:r>
+              <w:rPr>
+                <w:rStyle w:val="VerbatimChar"/>
+                <w:sz w:val="17"/>
+                <w:szCs w:val="17"/>
+              </w:rPr>
+              <w:t xml:space="preserve">deadline − duration_minutes</w:t>
+            </w:r>
+            <w:r>
+              <w:t xml:space="preserve">], запрос отклоняется с</w:t>
+            </w:r>
+            <w:r>
+              <w:t xml:space="preserve"> </w:t>
+            </w:r>
+            <w:r>
+              <w:rPr>
+                <w:rStyle w:val="VerbatimChar"/>
+                <w:sz w:val="17"/>
+                <w:szCs w:val="17"/>
+              </w:rPr>
+              <w:t xml:space="preserve">422 Unprocessable Entity</w:t>
+            </w:r>
+            <w:r>
+              <w:t xml:space="preserve">.</w:t>
             </w:r>
           </w:p>
         </w:tc>
@@ -3153,6 +3319,8 @@
             <w:r>
               <w:rPr>
                 <w:rStyle w:val="VerbatimChar"/>
+                <w:sz w:val="17"/>
+                <w:szCs w:val="17"/>
               </w:rPr>
               <w:t xml:space="preserve">422 Unprocessable Entity</w:t>
             </w:r>
@@ -3165,6 +3333,8 @@
             <w:r>
               <w:rPr>
                 <w:rStyle w:val="VerbatimChar"/>
+                <w:sz w:val="17"/>
+                <w:szCs w:val="17"/>
               </w:rPr>
               <w:t xml:space="preserve">deadline &lt; earliest_start + duration_minutes</w:t>
             </w:r>
@@ -3231,6 +3401,8 @@
             <w:r>
               <w:rPr>
                 <w:rStyle w:val="VerbatimChar"/>
+                <w:sz w:val="17"/>
+                <w:szCs w:val="17"/>
               </w:rPr>
               <w:t xml:space="preserve">recommendation_id</w:t>
             </w:r>
@@ -3243,6 +3415,8 @@
             <w:r>
               <w:rPr>
                 <w:rStyle w:val="VerbatimChar"/>
+                <w:sz w:val="17"/>
+                <w:szCs w:val="17"/>
               </w:rPr>
               <w:t xml:space="preserve">job_id</w:t>
             </w:r>
@@ -3255,6 +3429,8 @@
             <w:r>
               <w:rPr>
                 <w:rStyle w:val="VerbatimChar"/>
+                <w:sz w:val="17"/>
+                <w:szCs w:val="17"/>
               </w:rPr>
               <w:t xml:space="preserve">target_datacenter</w:t>
             </w:r>
@@ -3267,6 +3443,8 @@
             <w:r>
               <w:rPr>
                 <w:rStyle w:val="VerbatimChar"/>
+                <w:sz w:val="17"/>
+                <w:szCs w:val="17"/>
               </w:rPr>
               <w:t xml:space="preserve">recommended_start</w:t>
             </w:r>
@@ -3279,6 +3457,8 @@
             <w:r>
               <w:rPr>
                 <w:rStyle w:val="VerbatimChar"/>
+                <w:sz w:val="17"/>
+                <w:szCs w:val="17"/>
               </w:rPr>
               <w:t xml:space="preserve">recommended_end</w:t>
             </w:r>
@@ -3291,6 +3471,8 @@
             <w:r>
               <w:rPr>
                 <w:rStyle w:val="VerbatimChar"/>
+                <w:sz w:val="17"/>
+                <w:szCs w:val="17"/>
               </w:rPr>
               <w:t xml:space="preserve">estimated_cost_eur</w:t>
             </w:r>
@@ -3303,6 +3485,8 @@
             <w:r>
               <w:rPr>
                 <w:rStyle w:val="VerbatimChar"/>
+                <w:sz w:val="17"/>
+                <w:szCs w:val="17"/>
               </w:rPr>
               <w:t xml:space="preserve">baseline_cost_eur</w:t>
             </w:r>
@@ -3315,6 +3499,8 @@
             <w:r>
               <w:rPr>
                 <w:rStyle w:val="VerbatimChar"/>
+                <w:sz w:val="17"/>
+                <w:szCs w:val="17"/>
               </w:rPr>
               <w:t xml:space="preserve">estimated_savings_eur</w:t>
             </w:r>
@@ -3327,6 +3513,8 @@
             <w:r>
               <w:rPr>
                 <w:rStyle w:val="VerbatimChar"/>
+                <w:sz w:val="17"/>
+                <w:szCs w:val="17"/>
               </w:rPr>
               <w:t xml:space="preserve">estimated_savings_percent</w:t>
             </w:r>
@@ -3339,6 +3527,8 @@
             <w:r>
               <w:rPr>
                 <w:rStyle w:val="VerbatimChar"/>
+                <w:sz w:val="17"/>
+                <w:szCs w:val="17"/>
               </w:rPr>
               <w:t xml:space="preserve">is_fallback</w:t>
             </w:r>
@@ -3347,6 +3537,92 @@
             </w:r>
             <w:r>
               <w:t xml:space="preserve">(boolean).</w:t>
+            </w:r>
+            <w:r>
+              <w:t xml:space="preserve"> </w:t>
+            </w:r>
+            <w:r>
+              <w:rPr>
+                <w:b/>
+                <w:bCs/>
+              </w:rPr>
+              <w:t xml:space="preserve">Базовая стоимость</w:t>
+            </w:r>
+            <w:r>
+              <w:t xml:space="preserve"> </w:t>
+            </w:r>
+            <w:r>
+              <w:rPr>
+                <w:rStyle w:val="VerbatimChar"/>
+                <w:sz w:val="17"/>
+                <w:szCs w:val="17"/>
+              </w:rPr>
+              <w:t xml:space="preserve">baseline_cost_eur</w:t>
+            </w:r>
+            <w:r>
+              <w:t xml:space="preserve"> </w:t>
+            </w:r>
+            <w:r>
+              <w:t xml:space="preserve">— стоимость выполнения той же задачи в ЦОД</w:t>
+            </w:r>
+            <w:r>
+              <w:t xml:space="preserve"> </w:t>
+            </w:r>
+            <w:r>
+              <w:rPr>
+                <w:rStyle w:val="VerbatimChar"/>
+                <w:sz w:val="17"/>
+                <w:szCs w:val="17"/>
+              </w:rPr>
+              <w:t xml:space="preserve">preferred_datacenter_id</w:t>
+            </w:r>
+            <w:r>
+              <w:t xml:space="preserve"> </w:t>
+            </w:r>
+            <w:r>
+              <w:t xml:space="preserve">со старта в</w:t>
+            </w:r>
+            <w:r>
+              <w:t xml:space="preserve"> </w:t>
+            </w:r>
+            <w:r>
+              <w:rPr>
+                <w:rStyle w:val="VerbatimChar"/>
+                <w:sz w:val="17"/>
+                <w:szCs w:val="17"/>
+              </w:rPr>
+              <w:t xml:space="preserve">baseline_start</w:t>
+            </w:r>
+            <w:r>
+              <w:t xml:space="preserve">, рассчитанная по тем же ценам и модели PUE, что и рекомендация. Оркестратор вызывает API в момент, когда задача стартовала бы по своему cron, поэтому по умолчанию базовый сценарий — это текущее расписание клиента (AS-IS).</w:t>
+            </w:r>
+            <w:r>
+              <w:t xml:space="preserve"> </w:t>
+            </w:r>
+            <w:r>
+              <w:rPr>
+                <w:rStyle w:val="VerbatimChar"/>
+                <w:sz w:val="17"/>
+                <w:szCs w:val="17"/>
+              </w:rPr>
+              <w:t xml:space="preserve">estimated_savings_eur = baseline_cost_eur − estimated_cost_eur</w:t>
+            </w:r>
+            <w:r>
+              <w:t xml:space="preserve">,</w:t>
+            </w:r>
+            <w:r>
+              <w:t xml:space="preserve"> </w:t>
+            </w:r>
+            <w:r>
+              <w:rPr>
+                <w:rStyle w:val="VerbatimChar"/>
+                <w:sz w:val="17"/>
+                <w:szCs w:val="17"/>
+              </w:rPr>
+              <w:t xml:space="preserve">estimated_savings_percent = estimated_savings_eur / baseline_cost_eur × 100</w:t>
+            </w:r>
+            <w:r>
+              <w:t xml:space="preserve">.</w:t>
             </w:r>
           </w:p>
         </w:tc>
@@ -3408,6 +3684,8 @@
             <w:r>
               <w:rPr>
                 <w:rStyle w:val="VerbatimChar"/>
+                <w:sz w:val="17"/>
+                <w:szCs w:val="17"/>
               </w:rPr>
               <w:t xml:space="preserve">GET /api/v1/analytics/savings</w:t>
             </w:r>
@@ -3500,6 +3778,8 @@
             <w:r>
               <w:rPr>
                 <w:rStyle w:val="VerbatimChar"/>
+                <w:sz w:val="17"/>
+                <w:szCs w:val="17"/>
               </w:rPr>
               <w:t xml:space="preserve">GET, POST, PUT /api/v1/datacenters</w:t>
             </w:r>
@@ -4152,6 +4432,8 @@
             <w:r>
               <w:rPr>
                 <w:rStyle w:val="VerbatimChar"/>
+                <w:sz w:val="17"/>
+                <w:szCs w:val="17"/>
               </w:rPr>
               <w:t xml:space="preserve">is_fallback = true</w:t>
             </w:r>
@@ -4434,6 +4716,8 @@
             <w:r>
               <w:rPr>
                 <w:rStyle w:val="VerbatimChar"/>
+                <w:sz w:val="17"/>
+                <w:szCs w:val="17"/>
               </w:rPr>
               <w:t xml:space="preserve">ON CONFLICT (primary_keys) DO UPDATE</w:t>
             </w:r>
@@ -4600,7 +4884,38 @@
               <w:jc w:val="left"/>
             </w:pPr>
             <w:r>
-              <w:t xml:space="preserve">Дашборд ДОЛЖЕН отображать динамику сэкономленных средств в валюте евро и процент экономии относительно базового запуска cron.</w:t>
+              <w:t xml:space="preserve">Дашборд ДОЛЖЕН отображать динамику сэкономленных средств в валюте евро и процент экономии относительно базовой стоимости</w:t>
+            </w:r>
+            <w:r>
+              <w:t xml:space="preserve"> </w:t>
+            </w:r>
+            <w:r>
+              <w:rPr>
+                <w:rStyle w:val="VerbatimChar"/>
+                <w:sz w:val="17"/>
+                <w:szCs w:val="17"/>
+              </w:rPr>
+              <w:t xml:space="preserve">baseline_cost_eur</w:t>
+            </w:r>
+            <w:r>
+              <w:t xml:space="preserve"> </w:t>
+            </w:r>
+            <w:r>
+              <w:t xml:space="preserve">(определение —</w:t>
+            </w:r>
+            <w:r>
+              <w:t xml:space="preserve"> </w:t>
+            </w:r>
+            <w:r>
+              <w:rPr>
+                <w:rStyle w:val="VerbatimChar"/>
+                <w:sz w:val="17"/>
+                <w:szCs w:val="17"/>
+              </w:rPr>
+              <w:t xml:space="preserve">FR-API-03</w:t>
+            </w:r>
+            <w:r>
+              <w:t xml:space="preserve">).</w:t>
             </w:r>
           </w:p>
         </w:tc>
@@ -4613,8 +4928,8 @@
         </w:pict>
       </w:r>
     </w:p>
-    <w:bookmarkEnd w:id="21"/>
-    <w:bookmarkStart w:id="26" w:name="X5c997d1f9da7bffd84fc7559c9d1d6934e98841"/>
+    <w:bookmarkEnd w:id="71"/>
+    <w:bookmarkStart w:id="76" w:name="Xc317210363ecddb4699d76352ae3bf8628bc328"/>
     <w:p>
       <w:pPr>
         <w:pStyle w:val="Heading2"/>
@@ -4632,7 +4947,7 @@
           <w:b/>
           <w:bCs/>
         </w:rPr>
-        <w:t xml:space="preserve">ВАЖНО:</w:t>
+        <w:t xml:space="preserve">Важно.</w:t>
       </w:r>
       <w:r>
         <w:t xml:space="preserve"> </w:t>
@@ -4661,7 +4976,7 @@
         <w:t xml:space="preserve">). Каждое требование содержит явную инженерную метрику, методику замера и граничное пороговое значение.</w:t>
       </w:r>
     </w:p>
-    <w:bookmarkStart w:id="22" w:name="производительность-performance-latency"/>
+    <w:bookmarkStart w:id="72" w:name="X82748e678ee2a01e8b5082feb28ecc42446d1c2"/>
     <w:p>
       <w:pPr>
         <w:pStyle w:val="Heading3"/>
@@ -4856,8 +5171,8 @@
         <w:t xml:space="preserve">.</w:t>
       </w:r>
     </w:p>
-    <w:bookmarkEnd w:id="22"/>
-    <w:bookmarkStart w:id="23" w:name="X30383aae9d923ce0c39a2dcaeb7c20a15f5490a"/>
+    <w:bookmarkEnd w:id="72"/>
+    <w:bookmarkStart w:id="73" w:name="X70ba3e778226f44eca44be11c7beb567511ab29"/>
     <w:p>
       <w:pPr>
         <w:pStyle w:val="Heading3"/>
@@ -5021,8 +5336,8 @@
         <w:t xml:space="preserve">.</w:t>
       </w:r>
     </w:p>
-    <w:bookmarkEnd w:id="23"/>
-    <w:bookmarkStart w:id="24" w:name="X5d646756b2b0634d9f6ad817666863ce788fa80"/>
+    <w:bookmarkEnd w:id="73"/>
+    <w:bookmarkStart w:id="74" w:name="X862f6616b0334ba9d67e0947b097c31e53c5e53"/>
     <w:p>
       <w:pPr>
         <w:pStyle w:val="Heading3"/>
@@ -5186,8 +5501,8 @@
         <w:t xml:space="preserve">.</w:t>
       </w:r>
     </w:p>
-    <w:bookmarkEnd w:id="24"/>
-    <w:bookmarkStart w:id="25" w:name="Xc1caba9266cc259635da67902b929789692279e"/>
+    <w:bookmarkEnd w:id="74"/>
+    <w:bookmarkStart w:id="75" w:name="Xb3f993d21fe72267fb74eb9c17f6a46c4fc2510"/>
     <w:p>
       <w:pPr>
         <w:pStyle w:val="Heading3"/>
@@ -5402,9 +5717,9 @@
         </w:pict>
       </w:r>
     </w:p>
-    <w:bookmarkEnd w:id="25"/>
-    <w:bookmarkEnd w:id="26"/>
-    <w:bookmarkStart w:id="31" w:name="Xfaeeb0e9b6eb95831e8a62e6655fbee9f8ef73c"/>
+    <w:bookmarkEnd w:id="75"/>
+    <w:bookmarkEnd w:id="76"/>
+    <w:bookmarkStart w:id="81" w:name="Xdd43c410e61d7bea622afd3b190c651c2e64508"/>
     <w:p>
       <w:pPr>
         <w:pStyle w:val="Heading2"/>
@@ -5456,20 +5771,20 @@
       <w:r>
         <w:drawing>
           <wp:inline>
-            <wp:extent cx="5334000" cy="3803196"/>
+            <wp:extent cx="5334000" cy="4238625"/>
             <wp:effectExtent b="0" l="0" r="0" t="0"/>
-            <wp:docPr descr="Рисунок 2. Концептуальная диаграмма сущностей и связей базы данных (ER Diagram)" title="" id="28" name="Picture"/>
+            <wp:docPr descr="Рисунок 2. Концептуальная диаграмма сущностей и связей базы данных (ER Diagram)" title="" id="78" name="Picture"/>
             <a:graphic>
               <a:graphicData uri="http://schemas.openxmlformats.org/drawingml/2006/picture">
                 <pic:pic>
                   <pic:nvPicPr>
-                    <pic:cNvPr descr="media/figure_2.png" id="29" name="Picture"/>
+                    <pic:cNvPr descr="media/figure_2.png" id="79" name="Picture"/>
                     <pic:cNvPicPr>
                       <a:picLocks noChangeArrowheads="1" noChangeAspect="1"/>
                     </pic:cNvPicPr>
                   </pic:nvPicPr>
                   <pic:blipFill>
-                    <a:blip r:embed="rId27"/>
+                    <a:blip r:embed="rId77"/>
                     <a:stretch>
                       <a:fillRect/>
                     </a:stretch>
@@ -5477,7 +5792,7 @@
                   <pic:spPr bwMode="auto">
                     <a:xfrm>
                       <a:off x="0" y="0"/>
-                      <a:ext cx="5334000" cy="3803196"/>
+                      <a:ext cx="5334000" cy="4238625"/>
                     </a:xfrm>
                     <a:prstGeom prst="rect">
                       <a:avLst/>
@@ -5504,7 +5819,7 @@
         <w:t xml:space="preserve">Рисунок 2. Концептуальная диаграмма сущностей и связей базы данных (ER Diagram)</w:t>
       </w:r>
     </w:p>
-    <w:bookmarkStart w:id="30" w:name="Xa111895df619bcd24d16a28c4ced0357c2e9823"/>
+    <w:bookmarkStart w:id="80" w:name="Xa111895df619bcd24d16a28c4ced0357c2e9823"/>
     <w:p>
       <w:pPr>
         <w:pStyle w:val="Heading3"/>
@@ -5538,6 +5853,14 @@
       <w:r>
         <w:t xml:space="preserve">), на который ссылаются критерии приёмки и матрица приоритетов.</w:t>
       </w:r>
+    </w:p>
+    <w:p>
+      <w:pPr>
+        <w:sectPr>
+          <w:pgSz w:w="12240" w:h="15840"/>
+          <w:pgMar w:top="1440" w:right="1440" w:bottom="1440" w:left="1440" w:header="720" w:footer="720" w:gutter="0"/>
+        </w:sectPr>
+      </w:pPr>
     </w:p>
     <w:tbl>
       <w:tblPr>
@@ -5547,16 +5870,16 @@
         <w:tblLook w:firstRow="1" w:lastRow="0" w:firstColumn="0" w:lastColumn="0" w:noHBand="0" w:noVBand="0" w:val="0020"/>
       </w:tblPr>
       <w:tblGrid>
-        <w:gridCol w:w="880"/>
-        <w:gridCol w:w="704"/>
-        <w:gridCol w:w="704"/>
-        <w:gridCol w:w="704"/>
-        <w:gridCol w:w="704"/>
-        <w:gridCol w:w="880"/>
-        <w:gridCol w:w="880"/>
-        <w:gridCol w:w="880"/>
-        <w:gridCol w:w="880"/>
-        <w:gridCol w:w="704"/>
+        <w:gridCol w:w="364"/>
+        <w:gridCol w:w="937"/>
+        <w:gridCol w:w="937"/>
+        <w:gridCol w:w="573"/>
+        <w:gridCol w:w="937"/>
+        <w:gridCol w:w="625"/>
+        <w:gridCol w:w="833"/>
+        <w:gridCol w:w="937"/>
+        <w:gridCol w:w="833"/>
+        <w:gridCol w:w="937"/>
       </w:tblGrid>
       <w:tr>
         <w:trPr>
@@ -5712,6 +6035,8 @@
                 <w:rStyle w:val="VerbatimChar"/>
                 <w:b/>
                 <w:bCs/>
+                <w:sz w:val="17"/>
+                <w:szCs w:val="17"/>
               </w:rPr>
               <w:t xml:space="preserve">entsoe_day_ahead_prices</w:t>
             </w:r>
@@ -5738,6 +6063,9 @@
               <w:t xml:space="preserve">разово за 3 года.</w:t>
             </w:r>
             <w:r>
+              <w:br/>
+            </w:r>
+            <w:r>
               <w:rPr>
                 <w:b/>
                 <w:bCs/>
@@ -5777,6 +6105,8 @@
             <w:r>
               <w:rPr>
                 <w:rStyle w:val="VerbatimChar"/>
+                <w:sz w:val="17"/>
+                <w:szCs w:val="17"/>
               </w:rPr>
               <w:t xml:space="preserve">RANGE</w:t>
             </w:r>
@@ -5792,6 +6122,8 @@
             <w:r>
               <w:rPr>
                 <w:rStyle w:val="VerbatimChar"/>
+                <w:sz w:val="17"/>
+                <w:szCs w:val="17"/>
               </w:rPr>
               <w:t xml:space="preserve">period_start</w:t>
             </w:r>
@@ -5804,6 +6136,8 @@
             <w:r>
               <w:rPr>
                 <w:rStyle w:val="VerbatimChar"/>
+                <w:sz w:val="17"/>
+                <w:szCs w:val="17"/>
               </w:rPr>
               <w:t xml:space="preserve">text, timestamptz, numeric(8,2)</w:t>
             </w:r>
@@ -5946,6 +6280,8 @@
                 <w:rStyle w:val="VerbatimChar"/>
                 <w:b/>
                 <w:bCs/>
+                <w:sz w:val="17"/>
+                <w:szCs w:val="17"/>
               </w:rPr>
               <w:t xml:space="preserve">entsoe_day_ahead_generation</w:t>
             </w:r>
@@ -5972,6 +6308,9 @@
               <w:t xml:space="preserve">разово за 3 года.</w:t>
             </w:r>
             <w:r>
+              <w:br/>
+            </w:r>
+            <w:r>
               <w:rPr>
                 <w:b/>
                 <w:bCs/>
@@ -6014,6 +6353,8 @@
             <w:r>
               <w:rPr>
                 <w:rStyle w:val="VerbatimChar"/>
+                <w:sz w:val="17"/>
+                <w:szCs w:val="17"/>
               </w:rPr>
               <w:t xml:space="preserve">bidding_zone, period_start, production_type, generation_mw</w:t>
             </w:r>
@@ -6073,6 +6414,8 @@
             <w:r>
               <w:rPr>
                 <w:rStyle w:val="VerbatimChar"/>
+                <w:sz w:val="17"/>
+                <w:szCs w:val="17"/>
               </w:rPr>
               <w:t xml:space="preserve">generation_mw &gt;= 0.0</w:t>
             </w:r>
@@ -6085,6 +6428,8 @@
             <w:r>
               <w:rPr>
                 <w:rStyle w:val="VerbatimChar"/>
+                <w:sz w:val="17"/>
+                <w:szCs w:val="17"/>
               </w:rPr>
               <w:t xml:space="preserve">solar, wind_onshore, wind_offshore, nuclear, gas, hydro</w:t>
             </w:r>
@@ -6150,6 +6495,8 @@
                 <w:rStyle w:val="VerbatimChar"/>
                 <w:b/>
                 <w:bCs/>
+                <w:sz w:val="17"/>
+                <w:szCs w:val="17"/>
               </w:rPr>
               <w:t xml:space="preserve">open_meteo_forecast</w:t>
             </w:r>
@@ -6195,6 +6542,8 @@
             <w:r>
               <w:rPr>
                 <w:rStyle w:val="VerbatimChar"/>
+                <w:sz w:val="17"/>
+                <w:szCs w:val="17"/>
               </w:rPr>
               <w:t xml:space="preserve">datacenter_id, forecast_time, temperature_2m, relative_humidity_2m</w:t>
             </w:r>
@@ -6427,6 +6776,8 @@
                 <w:rStyle w:val="VerbatimChar"/>
                 <w:b/>
                 <w:bCs/>
+                <w:sz w:val="17"/>
+                <w:szCs w:val="17"/>
               </w:rPr>
               <w:t xml:space="preserve">open_meteo_historical_weather</w:t>
             </w:r>
@@ -6472,6 +6823,8 @@
             <w:r>
               <w:rPr>
                 <w:rStyle w:val="VerbatimChar"/>
+                <w:sz w:val="17"/>
+                <w:szCs w:val="17"/>
               </w:rPr>
               <w:t xml:space="preserve">datacenter_id, observed_at, temperature_2m, wind_speed_10m</w:t>
             </w:r>
@@ -6712,6 +7065,8 @@
                 <w:rStyle w:val="VerbatimChar"/>
                 <w:b/>
                 <w:bCs/>
+                <w:sz w:val="17"/>
+                <w:szCs w:val="17"/>
               </w:rPr>
               <w:t xml:space="preserve">datacenters</w:t>
             </w:r>
@@ -6757,6 +7112,8 @@
             <w:r>
               <w:rPr>
                 <w:rStyle w:val="VerbatimChar"/>
+                <w:sz w:val="17"/>
+                <w:szCs w:val="17"/>
               </w:rPr>
               <w:t xml:space="preserve">datacenter_id, name, bidding_zone, latitude, longitude, base_pue, max_power_kw</w:t>
             </w:r>
@@ -6806,6 +7163,8 @@
             <w:r>
               <w:rPr>
                 <w:rStyle w:val="VerbatimChar"/>
+                <w:sz w:val="17"/>
+                <w:szCs w:val="17"/>
               </w:rPr>
               <w:t xml:space="preserve">base_pue &gt;= 1.00</w:t>
             </w:r>
@@ -6818,6 +7177,8 @@
             <w:r>
               <w:rPr>
                 <w:rStyle w:val="VerbatimChar"/>
+                <w:sz w:val="17"/>
+                <w:szCs w:val="17"/>
               </w:rPr>
               <w:t xml:space="preserve">max_power_kw &gt; 0</w:t>
             </w:r>
@@ -6953,6 +7314,8 @@
                 <w:rStyle w:val="VerbatimChar"/>
                 <w:b/>
                 <w:bCs/>
+                <w:sz w:val="17"/>
+                <w:szCs w:val="17"/>
               </w:rPr>
               <w:t xml:space="preserve">jobs</w:t>
             </w:r>
@@ -6974,6 +7337,8 @@
             <w:r>
               <w:rPr>
                 <w:rStyle w:val="VerbatimChar"/>
+                <w:sz w:val="17"/>
+                <w:szCs w:val="17"/>
               </w:rPr>
               <w:t xml:space="preserve">/recommendations</w:t>
             </w:r>
@@ -7010,8 +7375,10 @@
             <w:r>
               <w:rPr>
                 <w:rStyle w:val="VerbatimChar"/>
-              </w:rPr>
-              <w:t xml:space="preserve">job_id, name, duration_minutes, required_power_kw, earliest_start, deadline</w:t>
+                <w:sz w:val="17"/>
+                <w:szCs w:val="17"/>
+              </w:rPr>
+              <w:t xml:space="preserve">job_id, name, duration_minutes, required_power_kw, earliest_start, deadline, preferred_datacenter_id, baseline_start</w:t>
             </w:r>
           </w:p>
         </w:tc>
@@ -7059,6 +7426,8 @@
             <w:r>
               <w:rPr>
                 <w:rStyle w:val="VerbatimChar"/>
+                <w:sz w:val="17"/>
+                <w:szCs w:val="17"/>
               </w:rPr>
               <w:t xml:space="preserve">duration_minutes &gt; 0</w:t>
             </w:r>
@@ -7071,6 +7440,8 @@
             <w:r>
               <w:rPr>
                 <w:rStyle w:val="VerbatimChar"/>
+                <w:sz w:val="17"/>
+                <w:szCs w:val="17"/>
               </w:rPr>
               <w:t xml:space="preserve">required_power_kw &gt; 0</w:t>
             </w:r>
@@ -7083,6 +7454,8 @@
             <w:r>
               <w:rPr>
                 <w:rStyle w:val="VerbatimChar"/>
+                <w:sz w:val="17"/>
+                <w:szCs w:val="17"/>
               </w:rPr>
               <w:t xml:space="preserve">deadline &gt; earliest_start</w:t>
             </w:r>
@@ -7116,6 +7489,8 @@
             <w:r>
               <w:rPr>
                 <w:rStyle w:val="VerbatimChar"/>
+                <w:sz w:val="17"/>
+                <w:szCs w:val="17"/>
               </w:rPr>
               <w:t xml:space="preserve">422 Unprocessable Entity</w:t>
             </w:r>
@@ -7157,6 +7532,8 @@
                 <w:rStyle w:val="VerbatimChar"/>
                 <w:b/>
                 <w:bCs/>
+                <w:sz w:val="17"/>
+                <w:szCs w:val="17"/>
               </w:rPr>
               <w:t xml:space="preserve">recommendations</w:t>
             </w:r>
@@ -7202,6 +7579,8 @@
             <w:r>
               <w:rPr>
                 <w:rStyle w:val="VerbatimChar"/>
+                <w:sz w:val="17"/>
+                <w:szCs w:val="17"/>
               </w:rPr>
               <w:t xml:space="preserve">recommendation_id, job_id, datacenter_id, recommended_start, savings</w:t>
             </w:r>
@@ -7251,6 +7630,8 @@
             <w:r>
               <w:rPr>
                 <w:rStyle w:val="VerbatimChar"/>
+                <w:sz w:val="17"/>
+                <w:szCs w:val="17"/>
               </w:rPr>
               <w:t xml:space="preserve">recommended_end &lt;= deadline</w:t>
             </w:r>
@@ -7263,6 +7644,8 @@
             <w:r>
               <w:rPr>
                 <w:rStyle w:val="VerbatimChar"/>
+                <w:sz w:val="17"/>
+                <w:szCs w:val="17"/>
               </w:rPr>
               <w:t xml:space="preserve">estimated_savings_percent &gt;= 0.0</w:t>
             </w:r>
@@ -7275,6 +7658,8 @@
             <w:r>
               <w:rPr>
                 <w:rStyle w:val="VerbatimChar"/>
+                <w:sz w:val="17"/>
+                <w:szCs w:val="17"/>
               </w:rPr>
               <w:t xml:space="preserve">estimated_cost &gt; 0</w:t>
             </w:r>
@@ -7306,6 +7691,14 @@
         </w:tc>
       </w:tr>
     </w:tbl>
+    <w:p>
+      <w:pPr>
+        <w:sectPr>
+          <w:pgSz w:w="15840" w:h="12240" w:orient="landscape"/>
+          <w:pgMar w:top="1440" w:right="1440" w:bottom="1440" w:left="1440" w:header="720" w:footer="720" w:gutter="0"/>
+        </w:sectPr>
+      </w:pPr>
+    </w:p>
     <w:p>
       <w:r>
         <w:pict>
@@ -7313,9 +7706,9 @@
         </w:pict>
       </w:r>
     </w:p>
-    <w:bookmarkEnd w:id="30"/>
-    <w:bookmarkEnd w:id="31"/>
-    <w:bookmarkStart w:id="36" w:name="Xbaa895f46ceab2ab59e4c5e578676853ca1e013"/>
+    <w:bookmarkEnd w:id="80"/>
+    <w:bookmarkEnd w:id="81"/>
+    <w:bookmarkStart w:id="86" w:name="X21668b75f51071adc69df34d32b7c7eeb0400f9"/>
     <w:p>
       <w:pPr>
         <w:pStyle w:val="Heading2"/>
@@ -7332,7 +7725,7 @@
         <w:t xml:space="preserve">Критерии приемки формализованы на языке Gherkin для обеспечения прямой связки между системными требованиями и автоматизированными приемочными тестами (QA / E2E).</w:t>
       </w:r>
     </w:p>
-    <w:bookmarkStart w:id="32" w:name="X4dd9c56240156ca55ae49d404748519c2bdcc02"/>
+    <w:bookmarkStart w:id="82" w:name="X4dd9c56240156ca55ae49d404748519c2bdcc02"/>
     <w:p>
       <w:pPr>
         <w:pStyle w:val="Heading3"/>
@@ -7421,6 +7814,8 @@
       <w:r>
         <w:rPr>
           <w:rStyle w:val="VerbatimChar"/>
+          <w:sz w:val="16"/>
+          <w:szCs w:val="16"/>
         </w:rPr>
         <w:t xml:space="preserve">Feature: Расчет оптимального окна запуска вычислительной задачи</w:t>
       </w:r>
@@ -7433,6 +7828,8 @@
       <w:r>
         <w:rPr>
           <w:rStyle w:val="VerbatimChar"/>
+          <w:sz w:val="16"/>
+          <w:szCs w:val="16"/>
         </w:rPr>
         <w:t xml:space="preserve">  Scenario: Выбор энергозоны с минимальной ценой и соблюдением SLA</w:t>
       </w:r>
@@ -7442,6 +7839,8 @@
       <w:r>
         <w:rPr>
           <w:rStyle w:val="VerbatimChar"/>
+          <w:sz w:val="16"/>
+          <w:szCs w:val="16"/>
         </w:rPr>
         <w:t xml:space="preserve">    Given в базе данных доступны спотовые цены на следующие 24 часа:</w:t>
       </w:r>
@@ -7451,6 +7850,8 @@
       <w:r>
         <w:rPr>
           <w:rStyle w:val="VerbatimChar"/>
+          <w:sz w:val="16"/>
+          <w:szCs w:val="16"/>
         </w:rPr>
         <w:t xml:space="preserve">      | bidding_zone | period_start         | price_eur_mwh |</w:t>
       </w:r>
@@ -7460,6 +7861,8 @@
       <w:r>
         <w:rPr>
           <w:rStyle w:val="VerbatimChar"/>
+          <w:sz w:val="16"/>
+          <w:szCs w:val="16"/>
         </w:rPr>
         <w:t xml:space="preserve">      | DE-LU        | 2026-11-10T02:00:00Z | 145.00        |</w:t>
       </w:r>
@@ -7469,6 +7872,8 @@
       <w:r>
         <w:rPr>
           <w:rStyle w:val="VerbatimChar"/>
+          <w:sz w:val="16"/>
+          <w:szCs w:val="16"/>
         </w:rPr>
         <w:t xml:space="preserve">      | FI           | 2026-11-10T02:00:00Z | 22.50         |</w:t>
       </w:r>
@@ -7478,6 +7883,8 @@
       <w:r>
         <w:rPr>
           <w:rStyle w:val="VerbatimChar"/>
+          <w:sz w:val="16"/>
+          <w:szCs w:val="16"/>
         </w:rPr>
         <w:t xml:space="preserve">      | SE3          | 2026-11-10T02:00:00Z | 35.00         |</w:t>
       </w:r>
@@ -7487,6 +7894,8 @@
       <w:r>
         <w:rPr>
           <w:rStyle w:val="VerbatimChar"/>
+          <w:sz w:val="16"/>
+          <w:szCs w:val="16"/>
         </w:rPr>
         <w:t xml:space="preserve">    And дата-центр "FI-HELSINKI-01" имеет базовый PUE 1.15 и температуру воздуха 4°C</w:t>
       </w:r>
@@ -7496,6 +7905,8 @@
       <w:r>
         <w:rPr>
           <w:rStyle w:val="VerbatimChar"/>
+          <w:sz w:val="16"/>
+          <w:szCs w:val="16"/>
         </w:rPr>
         <w:t xml:space="preserve">    And дата-центр "DE-FRANKFURT-01" имеет базовый PUE 1.25 и температуру воздуха 18°C</w:t>
       </w:r>
@@ -7505,6 +7916,8 @@
       <w:r>
         <w:rPr>
           <w:rStyle w:val="VerbatimChar"/>
+          <w:sz w:val="16"/>
+          <w:szCs w:val="16"/>
         </w:rPr>
         <w:t xml:space="preserve">    When оркестратор отправляет POST-запрос на "/api/v1/recommendations" с телом:</w:t>
       </w:r>
@@ -7514,6 +7927,8 @@
       <w:r>
         <w:rPr>
           <w:rStyle w:val="VerbatimChar"/>
+          <w:sz w:val="16"/>
+          <w:szCs w:val="16"/>
         </w:rPr>
         <w:t xml:space="preserve">      """</w:t>
       </w:r>
@@ -7523,6 +7938,8 @@
       <w:r>
         <w:rPr>
           <w:rStyle w:val="VerbatimChar"/>
+          <w:sz w:val="16"/>
+          <w:szCs w:val="16"/>
         </w:rPr>
         <w:t xml:space="preserve">      {</w:t>
       </w:r>
@@ -7532,6 +7949,8 @@
       <w:r>
         <w:rPr>
           <w:rStyle w:val="VerbatimChar"/>
+          <w:sz w:val="16"/>
+          <w:szCs w:val="16"/>
         </w:rPr>
         <w:t xml:space="preserve">        "job_id": "job-spark-agg-771",</w:t>
       </w:r>
@@ -7541,6 +7960,8 @@
       <w:r>
         <w:rPr>
           <w:rStyle w:val="VerbatimChar"/>
+          <w:sz w:val="16"/>
+          <w:szCs w:val="16"/>
         </w:rPr>
         <w:t xml:space="preserve">        "duration_minutes": 180,</w:t>
       </w:r>
@@ -7550,6 +7971,8 @@
       <w:r>
         <w:rPr>
           <w:rStyle w:val="VerbatimChar"/>
+          <w:sz w:val="16"/>
+          <w:szCs w:val="16"/>
         </w:rPr>
         <w:t xml:space="preserve">        "required_power_kw": 100.0,</w:t>
       </w:r>
@@ -7559,6 +7982,8 @@
       <w:r>
         <w:rPr>
           <w:rStyle w:val="VerbatimChar"/>
+          <w:sz w:val="16"/>
+          <w:szCs w:val="16"/>
         </w:rPr>
         <w:t xml:space="preserve">        "earliest_start": "2026-11-10T00:00:00Z",</w:t>
       </w:r>
@@ -7568,6 +7993,8 @@
       <w:r>
         <w:rPr>
           <w:rStyle w:val="VerbatimChar"/>
+          <w:sz w:val="16"/>
+          <w:szCs w:val="16"/>
         </w:rPr>
         <w:t xml:space="preserve">        "deadline": "2026-11-10T08:00:00Z",</w:t>
       </w:r>
@@ -7577,6 +8004,8 @@
       <w:r>
         <w:rPr>
           <w:rStyle w:val="VerbatimChar"/>
+          <w:sz w:val="16"/>
+          <w:szCs w:val="16"/>
         </w:rPr>
         <w:t xml:space="preserve">        "allowed_zones": ["DE-LU", "FI", "SE3"]</w:t>
       </w:r>
@@ -7586,6 +8015,8 @@
       <w:r>
         <w:rPr>
           <w:rStyle w:val="VerbatimChar"/>
+          <w:sz w:val="16"/>
+          <w:szCs w:val="16"/>
         </w:rPr>
         <w:t xml:space="preserve">      }</w:t>
       </w:r>
@@ -7595,6 +8026,8 @@
       <w:r>
         <w:rPr>
           <w:rStyle w:val="VerbatimChar"/>
+          <w:sz w:val="16"/>
+          <w:szCs w:val="16"/>
         </w:rPr>
         <w:t xml:space="preserve">      """</w:t>
       </w:r>
@@ -7604,6 +8037,8 @@
       <w:r>
         <w:rPr>
           <w:rStyle w:val="VerbatimChar"/>
+          <w:sz w:val="16"/>
+          <w:szCs w:val="16"/>
         </w:rPr>
         <w:t xml:space="preserve">    Then сервер возвращает HTTP-статус 200 в течение менее чем 200 миллисекунд</w:t>
       </w:r>
@@ -7613,6 +8048,8 @@
       <w:r>
         <w:rPr>
           <w:rStyle w:val="VerbatimChar"/>
+          <w:sz w:val="16"/>
+          <w:szCs w:val="16"/>
         </w:rPr>
         <w:t xml:space="preserve">    And в JSON-ответе поле "target_datacenter" равно "FI-HELSINKI-01"</w:t>
       </w:r>
@@ -7622,6 +8059,8 @@
       <w:r>
         <w:rPr>
           <w:rStyle w:val="VerbatimChar"/>
+          <w:sz w:val="16"/>
+          <w:szCs w:val="16"/>
         </w:rPr>
         <w:t xml:space="preserve">    And значение "recommended_end" не превышает "2026-11-10T08:00:00Z"</w:t>
       </w:r>
@@ -7631,6 +8070,19 @@
       <w:r>
         <w:rPr>
           <w:rStyle w:val="VerbatimChar"/>
+          <w:sz w:val="16"/>
+          <w:szCs w:val="16"/>
+        </w:rPr>
+        <w:t xml:space="preserve">    And значение "baseline_cost_eur" равно стоимости запуска в "DE-FRANKFURT-01" с "2026-11-10T00:00:00Z"</w:t>
+      </w:r>
+      <w:r>
+        <w:br/>
+      </w:r>
+      <w:r>
+        <w:rPr>
+          <w:rStyle w:val="VerbatimChar"/>
+          <w:sz w:val="16"/>
+          <w:szCs w:val="16"/>
         </w:rPr>
         <w:t xml:space="preserve">    And значение "estimated_savings_percent" строго больше 50.0</w:t>
       </w:r>
@@ -7640,6 +8092,8 @@
       <w:r>
         <w:rPr>
           <w:rStyle w:val="VerbatimChar"/>
+          <w:sz w:val="16"/>
+          <w:szCs w:val="16"/>
         </w:rPr>
         <w:t xml:space="preserve">    And поле "is_fallback" равно false</w:t>
       </w:r>
@@ -7649,6 +8103,8 @@
       <w:r>
         <w:rPr>
           <w:rStyle w:val="VerbatimChar"/>
+          <w:sz w:val="16"/>
+          <w:szCs w:val="16"/>
         </w:rPr>
         <w:t xml:space="preserve">    And в таблице "recommendations" появляется запись с "job_id" = "job-spark-agg-771"</w:t>
       </w:r>
@@ -7660,8 +8116,8 @@
         </w:pict>
       </w:r>
     </w:p>
-    <w:bookmarkEnd w:id="32"/>
-    <w:bookmarkStart w:id="33" w:name="Xd7701a12dc4cbb4921065c7102fc8d4a16f9026"/>
+    <w:bookmarkEnd w:id="82"/>
+    <w:bookmarkStart w:id="83" w:name="Xf74771a66d3f0fe1bf5a41d3d5842cd28520203"/>
     <w:p>
       <w:pPr>
         <w:pStyle w:val="Heading3"/>
@@ -7714,6 +8170,8 @@
       <w:r>
         <w:rPr>
           <w:rStyle w:val="VerbatimChar"/>
+          <w:sz w:val="16"/>
+          <w:szCs w:val="16"/>
         </w:rPr>
         <w:t xml:space="preserve">Feature: Валидация входных параметров вычислительной задачи</w:t>
       </w:r>
@@ -7726,6 +8184,8 @@
       <w:r>
         <w:rPr>
           <w:rStyle w:val="VerbatimChar"/>
+          <w:sz w:val="16"/>
+          <w:szCs w:val="16"/>
         </w:rPr>
         <w:t xml:space="preserve">  Scenario: Попытка отправки задачи, длительность которой превышает окно до дедлайна</w:t>
       </w:r>
@@ -7735,6 +8195,8 @@
       <w:r>
         <w:rPr>
           <w:rStyle w:val="VerbatimChar"/>
+          <w:sz w:val="16"/>
+          <w:szCs w:val="16"/>
         </w:rPr>
         <w:t xml:space="preserve">    Given текущее системное время сервиса равно "2026-11-10T04:00:00Z"</w:t>
       </w:r>
@@ -7744,6 +8206,8 @@
       <w:r>
         <w:rPr>
           <w:rStyle w:val="VerbatimChar"/>
+          <w:sz w:val="16"/>
+          <w:szCs w:val="16"/>
         </w:rPr>
         <w:t xml:space="preserve">    When оркестратор отправляет POST-запрос на "/api/v1/recommendations" с телом:</w:t>
       </w:r>
@@ -7753,6 +8217,8 @@
       <w:r>
         <w:rPr>
           <w:rStyle w:val="VerbatimChar"/>
+          <w:sz w:val="16"/>
+          <w:szCs w:val="16"/>
         </w:rPr>
         <w:t xml:space="preserve">      """</w:t>
       </w:r>
@@ -7762,6 +8228,8 @@
       <w:r>
         <w:rPr>
           <w:rStyle w:val="VerbatimChar"/>
+          <w:sz w:val="16"/>
+          <w:szCs w:val="16"/>
         </w:rPr>
         <w:t xml:space="preserve">      {</w:t>
       </w:r>
@@ -7771,6 +8239,8 @@
       <w:r>
         <w:rPr>
           <w:rStyle w:val="VerbatimChar"/>
+          <w:sz w:val="16"/>
+          <w:szCs w:val="16"/>
         </w:rPr>
         <w:t xml:space="preserve">        "job_id": "job-invalid-sla-01",</w:t>
       </w:r>
@@ -7780,6 +8250,8 @@
       <w:r>
         <w:rPr>
           <w:rStyle w:val="VerbatimChar"/>
+          <w:sz w:val="16"/>
+          <w:szCs w:val="16"/>
         </w:rPr>
         <w:t xml:space="preserve">        "duration_minutes": 300,</w:t>
       </w:r>
@@ -7789,6 +8261,8 @@
       <w:r>
         <w:rPr>
           <w:rStyle w:val="VerbatimChar"/>
+          <w:sz w:val="16"/>
+          <w:szCs w:val="16"/>
         </w:rPr>
         <w:t xml:space="preserve">        "required_power_kw": 50.0,</w:t>
       </w:r>
@@ -7798,6 +8272,8 @@
       <w:r>
         <w:rPr>
           <w:rStyle w:val="VerbatimChar"/>
+          <w:sz w:val="16"/>
+          <w:szCs w:val="16"/>
         </w:rPr>
         <w:t xml:space="preserve">        "earliest_start": "2026-11-10T04:00:00Z",</w:t>
       </w:r>
@@ -7807,6 +8283,8 @@
       <w:r>
         <w:rPr>
           <w:rStyle w:val="VerbatimChar"/>
+          <w:sz w:val="16"/>
+          <w:szCs w:val="16"/>
         </w:rPr>
         <w:t xml:space="preserve">        "deadline": "2026-11-10T06:00:00Z",</w:t>
       </w:r>
@@ -7816,6 +8294,8 @@
       <w:r>
         <w:rPr>
           <w:rStyle w:val="VerbatimChar"/>
+          <w:sz w:val="16"/>
+          <w:szCs w:val="16"/>
         </w:rPr>
         <w:t xml:space="preserve">        "allowed_zones": ["DE-LU", "FI"]</w:t>
       </w:r>
@@ -7825,6 +8305,8 @@
       <w:r>
         <w:rPr>
           <w:rStyle w:val="VerbatimChar"/>
+          <w:sz w:val="16"/>
+          <w:szCs w:val="16"/>
         </w:rPr>
         <w:t xml:space="preserve">      }</w:t>
       </w:r>
@@ -7834,6 +8316,8 @@
       <w:r>
         <w:rPr>
           <w:rStyle w:val="VerbatimChar"/>
+          <w:sz w:val="16"/>
+          <w:szCs w:val="16"/>
         </w:rPr>
         <w:t xml:space="preserve">      """</w:t>
       </w:r>
@@ -7843,6 +8327,8 @@
       <w:r>
         <w:rPr>
           <w:rStyle w:val="VerbatimChar"/>
+          <w:sz w:val="16"/>
+          <w:szCs w:val="16"/>
         </w:rPr>
         <w:t xml:space="preserve">    Then сервер возвращает HTTP-статус 422 Unprocessable Entity</w:t>
       </w:r>
@@ -7852,6 +8338,8 @@
       <w:r>
         <w:rPr>
           <w:rStyle w:val="VerbatimChar"/>
+          <w:sz w:val="16"/>
+          <w:szCs w:val="16"/>
         </w:rPr>
         <w:t xml:space="preserve">    And тело ответа содержит детальное сообщение об ошибке:</w:t>
       </w:r>
@@ -7861,6 +8349,8 @@
       <w:r>
         <w:rPr>
           <w:rStyle w:val="VerbatimChar"/>
+          <w:sz w:val="16"/>
+          <w:szCs w:val="16"/>
         </w:rPr>
         <w:t xml:space="preserve">      """</w:t>
       </w:r>
@@ -7870,6 +8360,8 @@
       <w:r>
         <w:rPr>
           <w:rStyle w:val="VerbatimChar"/>
+          <w:sz w:val="16"/>
+          <w:szCs w:val="16"/>
         </w:rPr>
         <w:t xml:space="preserve">      "Detail: Task duration (300 min) exceeds available window until deadline (120 min)"</w:t>
       </w:r>
@@ -7879,6 +8371,8 @@
       <w:r>
         <w:rPr>
           <w:rStyle w:val="VerbatimChar"/>
+          <w:sz w:val="16"/>
+          <w:szCs w:val="16"/>
         </w:rPr>
         <w:t xml:space="preserve">      """</w:t>
       </w:r>
@@ -7888,6 +8382,8 @@
       <w:r>
         <w:rPr>
           <w:rStyle w:val="VerbatimChar"/>
+          <w:sz w:val="16"/>
+          <w:szCs w:val="16"/>
         </w:rPr>
         <w:t xml:space="preserve">    And в таблице "recommendations" не создается новых записей</w:t>
       </w:r>
@@ -7899,8 +8395,8 @@
         </w:pict>
       </w:r>
     </w:p>
-    <w:bookmarkEnd w:id="33"/>
-    <w:bookmarkStart w:id="34" w:name="X35809f893b65953e5747c39228ca63bfdb94488"/>
+    <w:bookmarkEnd w:id="83"/>
+    <w:bookmarkStart w:id="84" w:name="Xc9ae33070b19472433b853c6bf66abe31f4ac6d"/>
     <w:p>
       <w:pPr>
         <w:pStyle w:val="Heading3"/>
@@ -7965,6 +8461,8 @@
       <w:r>
         <w:rPr>
           <w:rStyle w:val="VerbatimChar"/>
+          <w:sz w:val="16"/>
+          <w:szCs w:val="16"/>
         </w:rPr>
         <w:t xml:space="preserve">Feature: Аварийное переключение на исторический профиль (Fallback Mode)</w:t>
       </w:r>
@@ -7977,6 +8475,8 @@
       <w:r>
         <w:rPr>
           <w:rStyle w:val="VerbatimChar"/>
+          <w:sz w:val="16"/>
+          <w:szCs w:val="16"/>
         </w:rPr>
         <w:t xml:space="preserve">  Scenario: Расчет рекомендаций при отсутствии опубликованных Day-Ahead цен</w:t>
       </w:r>
@@ -7986,6 +8486,8 @@
       <w:r>
         <w:rPr>
           <w:rStyle w:val="VerbatimChar"/>
+          <w:sz w:val="16"/>
+          <w:szCs w:val="16"/>
         </w:rPr>
         <w:t xml:space="preserve">    Given в таблице "entsoe_day_ahead_prices" отсутствуют записи на дату "2026-11-15"</w:t>
       </w:r>
@@ -7995,6 +8497,8 @@
       <w:r>
         <w:rPr>
           <w:rStyle w:val="VerbatimChar"/>
+          <w:sz w:val="16"/>
+          <w:szCs w:val="16"/>
         </w:rPr>
         <w:t xml:space="preserve">    And в базе данных доступны исторические цены за предшествующие 3 недели</w:t>
       </w:r>
@@ -8004,6 +8508,8 @@
       <w:r>
         <w:rPr>
           <w:rStyle w:val="VerbatimChar"/>
+          <w:sz w:val="16"/>
+          <w:szCs w:val="16"/>
         </w:rPr>
         <w:t xml:space="preserve">    When оркестратор запрашивает рекомендацию для задачи на дату "2026-11-15"</w:t>
       </w:r>
@@ -8013,6 +8519,8 @@
       <w:r>
         <w:rPr>
           <w:rStyle w:val="VerbatimChar"/>
+          <w:sz w:val="16"/>
+          <w:szCs w:val="16"/>
         </w:rPr>
         <w:t xml:space="preserve">    Then сервер возвращает HTTP-статус 200 OK</w:t>
       </w:r>
@@ -8022,6 +8530,8 @@
       <w:r>
         <w:rPr>
           <w:rStyle w:val="VerbatimChar"/>
+          <w:sz w:val="16"/>
+          <w:szCs w:val="16"/>
         </w:rPr>
         <w:t xml:space="preserve">    And в JSON-ответе флаг "is_fallback" равен true</w:t>
       </w:r>
@@ -8031,6 +8541,8 @@
       <w:r>
         <w:rPr>
           <w:rStyle w:val="VerbatimChar"/>
+          <w:sz w:val="16"/>
+          <w:szCs w:val="16"/>
         </w:rPr>
         <w:t xml:space="preserve">    And ответ содержит предупреждение "ENTSO-E data unavailable. Slot calculated using historical 3-week median profile."</w:t>
       </w:r>
@@ -8040,6 +8552,8 @@
       <w:r>
         <w:rPr>
           <w:rStyle w:val="VerbatimChar"/>
+          <w:sz w:val="16"/>
+          <w:szCs w:val="16"/>
         </w:rPr>
         <w:t xml:space="preserve">    And значение "estimated_cost_eur" рассчитано на основе 3-недельной скользящей медианы</w:t>
       </w:r>
@@ -8051,8 +8565,8 @@
         </w:pict>
       </w:r>
     </w:p>
-    <w:bookmarkEnd w:id="34"/>
-    <w:bookmarkStart w:id="35" w:name="X52bec2ac1fcd8668e4e2b57e1060c6a9adad69e"/>
+    <w:bookmarkEnd w:id="84"/>
+    <w:bookmarkStart w:id="85" w:name="X52bec2ac1fcd8668e4e2b57e1060c6a9adad69e"/>
     <w:p>
       <w:pPr>
         <w:pStyle w:val="Heading3"/>
@@ -8117,6 +8631,8 @@
       <w:r>
         <w:rPr>
           <w:rStyle w:val="VerbatimChar"/>
+          <w:sz w:val="16"/>
+          <w:szCs w:val="16"/>
         </w:rPr>
         <w:t xml:space="preserve">Feature: Контроль качества входящих рыночных котировок (Data Quality Gate)</w:t>
       </w:r>
@@ -8129,6 +8645,8 @@
       <w:r>
         <w:rPr>
           <w:rStyle w:val="VerbatimChar"/>
+          <w:sz w:val="16"/>
+          <w:szCs w:val="16"/>
         </w:rPr>
         <w:t xml:space="preserve">  Scenario: Обнаружение и фильтрация недопустимого ценового выброса</w:t>
       </w:r>
@@ -8138,6 +8656,8 @@
       <w:r>
         <w:rPr>
           <w:rStyle w:val="VerbatimChar"/>
+          <w:sz w:val="16"/>
+          <w:szCs w:val="16"/>
         </w:rPr>
         <w:t xml:space="preserve">    Given ETL-воркер получил от внешнего источника XML-пакет с ценой 9999.00 EUR/MWh для зоны "DE-LU"</w:t>
       </w:r>
@@ -8147,6 +8667,8 @@
       <w:r>
         <w:rPr>
           <w:rStyle w:val="VerbatimChar"/>
+          <w:sz w:val="16"/>
+          <w:szCs w:val="16"/>
         </w:rPr>
         <w:t xml:space="preserve">    When модуль Data Quality производит валидацию пакета перед загрузкой в БД</w:t>
       </w:r>
@@ -8156,6 +8678,8 @@
       <w:r>
         <w:rPr>
           <w:rStyle w:val="VerbatimChar"/>
+          <w:sz w:val="16"/>
+          <w:szCs w:val="16"/>
         </w:rPr>
         <w:t xml:space="preserve">    Then пакет признается невалидным по критерию диапазона [-500.00, +4000.00]</w:t>
       </w:r>
@@ -8165,6 +8689,8 @@
       <w:r>
         <w:rPr>
           <w:rStyle w:val="VerbatimChar"/>
+          <w:sz w:val="16"/>
+          <w:szCs w:val="16"/>
         </w:rPr>
         <w:t xml:space="preserve">    And строка с выбросом отсекается и не попадает в таблицу "entsoe_day_ahead_prices"</w:t>
       </w:r>
@@ -8174,6 +8700,8 @@
       <w:r>
         <w:rPr>
           <w:rStyle w:val="VerbatimChar"/>
+          <w:sz w:val="16"/>
+          <w:szCs w:val="16"/>
         </w:rPr>
         <w:t xml:space="preserve">    And в системный лог записывается ошибка уровня ERROR с кодом "DQ_OUT_OF_BOUNDS_PRICE"</w:t>
       </w:r>
@@ -8183,6 +8711,8 @@
       <w:r>
         <w:rPr>
           <w:rStyle w:val="VerbatimChar"/>
+          <w:sz w:val="16"/>
+          <w:szCs w:val="16"/>
         </w:rPr>
         <w:t xml:space="preserve">    And инцидент отправляется в систему мониторинга без аварийной остановки ETL-воркера</w:t>
       </w:r>
@@ -8194,9 +8724,9 @@
         </w:pict>
       </w:r>
     </w:p>
-    <w:bookmarkEnd w:id="35"/>
-    <w:bookmarkEnd w:id="36"/>
-    <w:bookmarkStart w:id="40" w:name="приоритизация-требований-moscow-matrix"/>
+    <w:bookmarkEnd w:id="85"/>
+    <w:bookmarkEnd w:id="86"/>
+    <w:bookmarkStart w:id="90" w:name="X9d2b51720d8f3227d78ddd4526f59ea409419cd"/>
     <w:p>
       <w:pPr>
         <w:pStyle w:val="Heading2"/>
@@ -8238,18 +8768,18 @@
           <wp:inline>
             <wp:extent cx="5334000" cy="2748642"/>
             <wp:effectExtent b="0" l="0" r="0" t="0"/>
-            <wp:docPr descr="Рисунок 3. Распределение требований по категориям приоритетов MoSCoW" title="" id="38" name="Picture"/>
+            <wp:docPr descr="Рисунок 3. Распределение требований по категориям приоритетов MoSCoW" title="" id="88" name="Picture"/>
             <a:graphic>
               <a:graphicData uri="http://schemas.openxmlformats.org/drawingml/2006/picture">
                 <pic:pic>
                   <pic:nvPicPr>
-                    <pic:cNvPr descr="media/figure_3.png" id="39" name="Picture"/>
+                    <pic:cNvPr descr="media/figure_3.png" id="89" name="Picture"/>
                     <pic:cNvPicPr>
                       <a:picLocks noChangeArrowheads="1" noChangeAspect="1"/>
                     </pic:cNvPicPr>
                   </pic:nvPicPr>
                   <pic:blipFill>
-                    <a:blip r:embed="rId37"/>
+                    <a:blip r:embed="rId87"/>
                     <a:stretch>
                       <a:fillRect/>
                     </a:stretch>
@@ -8292,9 +8822,9 @@
         <w:tblLook w:firstRow="1" w:lastRow="0" w:firstColumn="0" w:lastColumn="0" w:noHBand="0" w:noVBand="0" w:val="0020"/>
       </w:tblPr>
       <w:tblGrid>
-        <w:gridCol w:w="2640"/>
-        <w:gridCol w:w="2640"/>
-        <w:gridCol w:w="2640"/>
+        <w:gridCol w:w="1458"/>
+        <w:gridCol w:w="3587"/>
+        <w:gridCol w:w="2873"/>
       </w:tblGrid>
       <w:tr>
         <w:trPr>
@@ -8353,6 +8883,9 @@
               <w:t xml:space="preserve">Must Have (M)</w:t>
             </w:r>
             <w:r>
+              <w:br/>
+            </w:r>
+            <w:r>
               <w:rPr>
                 <w:i/>
                 <w:iCs/>
@@ -8371,6 +8904,8 @@
             <w:r>
               <w:rPr>
                 <w:rStyle w:val="VerbatimChar"/>
+                <w:sz w:val="17"/>
+                <w:szCs w:val="17"/>
               </w:rPr>
               <w:t xml:space="preserve">FR-API-01</w:t>
             </w:r>
@@ -8383,6 +8918,8 @@
             <w:r>
               <w:rPr>
                 <w:rStyle w:val="VerbatimChar"/>
+                <w:sz w:val="17"/>
+                <w:szCs w:val="17"/>
               </w:rPr>
               <w:t xml:space="preserve">FR-API-02</w:t>
             </w:r>
@@ -8395,6 +8932,8 @@
             <w:r>
               <w:rPr>
                 <w:rStyle w:val="VerbatimChar"/>
+                <w:sz w:val="17"/>
+                <w:szCs w:val="17"/>
               </w:rPr>
               <w:t xml:space="preserve">FR-API-03</w:t>
             </w:r>
@@ -8407,6 +8946,8 @@
             <w:r>
               <w:rPr>
                 <w:rStyle w:val="VerbatimChar"/>
+                <w:sz w:val="17"/>
+                <w:szCs w:val="17"/>
               </w:rPr>
               <w:t xml:space="preserve">FR-ENG-02</w:t>
             </w:r>
@@ -8419,6 +8960,8 @@
             <w:r>
               <w:rPr>
                 <w:rStyle w:val="VerbatimChar"/>
+                <w:sz w:val="17"/>
+                <w:szCs w:val="17"/>
               </w:rPr>
               <w:t xml:space="preserve">FR-ENG-03</w:t>
             </w:r>
@@ -8431,6 +8974,8 @@
             <w:r>
               <w:rPr>
                 <w:rStyle w:val="VerbatimChar"/>
+                <w:sz w:val="17"/>
+                <w:szCs w:val="17"/>
               </w:rPr>
               <w:t xml:space="preserve">FR-ETL-01</w:t>
             </w:r>
@@ -8443,6 +8988,8 @@
             <w:r>
               <w:rPr>
                 <w:rStyle w:val="VerbatimChar"/>
+                <w:sz w:val="17"/>
+                <w:szCs w:val="17"/>
               </w:rPr>
               <w:t xml:space="preserve">FR-ETL-04</w:t>
             </w:r>
@@ -8455,6 +9002,8 @@
             <w:r>
               <w:rPr>
                 <w:rStyle w:val="VerbatimChar"/>
+                <w:sz w:val="17"/>
+                <w:szCs w:val="17"/>
               </w:rPr>
               <w:t xml:space="preserve">FR-ETL-05</w:t>
             </w:r>
@@ -8467,6 +9016,8 @@
             <w:r>
               <w:rPr>
                 <w:rStyle w:val="VerbatimChar"/>
+                <w:sz w:val="17"/>
+                <w:szCs w:val="17"/>
               </w:rPr>
               <w:t xml:space="preserve">NFR-PERF-01</w:t>
             </w:r>
@@ -8479,6 +9030,8 @@
             <w:r>
               <w:rPr>
                 <w:rStyle w:val="VerbatimChar"/>
+                <w:sz w:val="17"/>
+                <w:szCs w:val="17"/>
               </w:rPr>
               <w:t xml:space="preserve">NFR-SEC-01</w:t>
             </w:r>
@@ -8491,6 +9044,8 @@
             <w:r>
               <w:rPr>
                 <w:rStyle w:val="VerbatimChar"/>
+                <w:sz w:val="17"/>
+                <w:szCs w:val="17"/>
               </w:rPr>
               <w:t xml:space="preserve">NFR-SEC-02</w:t>
             </w:r>
@@ -8506,6 +9061,8 @@
             <w:r>
               <w:rPr>
                 <w:rStyle w:val="VerbatimChar"/>
+                <w:sz w:val="17"/>
+                <w:szCs w:val="17"/>
               </w:rPr>
               <w:t xml:space="preserve">NFR-SEC-03</w:t>
             </w:r>
@@ -8521,6 +9078,8 @@
             <w:r>
               <w:rPr>
                 <w:rStyle w:val="VerbatimChar"/>
+                <w:sz w:val="17"/>
+                <w:szCs w:val="17"/>
               </w:rPr>
               <w:t xml:space="preserve">NFR-MAINT-01</w:t>
             </w:r>
@@ -8533,6 +9092,8 @@
             <w:r>
               <w:rPr>
                 <w:rStyle w:val="VerbatimChar"/>
+                <w:sz w:val="17"/>
+                <w:szCs w:val="17"/>
               </w:rPr>
               <w:t xml:space="preserve">DR-01</w:t>
             </w:r>
@@ -8548,6 +9109,8 @@
             <w:r>
               <w:rPr>
                 <w:rStyle w:val="VerbatimChar"/>
+                <w:sz w:val="17"/>
+                <w:szCs w:val="17"/>
               </w:rPr>
               <w:t xml:space="preserve">DR-05</w:t>
             </w:r>
@@ -8563,6 +9126,8 @@
             <w:r>
               <w:rPr>
                 <w:rStyle w:val="VerbatimChar"/>
+                <w:sz w:val="17"/>
+                <w:szCs w:val="17"/>
               </w:rPr>
               <w:t xml:space="preserve">DR-06</w:t>
             </w:r>
@@ -8578,6 +9143,8 @@
             <w:r>
               <w:rPr>
                 <w:rStyle w:val="VerbatimChar"/>
+                <w:sz w:val="17"/>
+                <w:szCs w:val="17"/>
               </w:rPr>
               <w:t xml:space="preserve">DR-07</w:t>
             </w:r>
@@ -8618,6 +9185,9 @@
               <w:t xml:space="preserve">Should Have (S)</w:t>
             </w:r>
             <w:r>
+              <w:br/>
+            </w:r>
+            <w:r>
               <w:rPr>
                 <w:i/>
                 <w:iCs/>
@@ -8636,6 +9206,8 @@
             <w:r>
               <w:rPr>
                 <w:rStyle w:val="VerbatimChar"/>
+                <w:sz w:val="17"/>
+                <w:szCs w:val="17"/>
               </w:rPr>
               <w:t xml:space="preserve">FR-ENG-01</w:t>
             </w:r>
@@ -8651,6 +9223,8 @@
             <w:r>
               <w:rPr>
                 <w:rStyle w:val="VerbatimChar"/>
+                <w:sz w:val="17"/>
+                <w:szCs w:val="17"/>
               </w:rPr>
               <w:t xml:space="preserve">FR-ENG-05</w:t>
             </w:r>
@@ -8666,6 +9240,8 @@
             <w:r>
               <w:rPr>
                 <w:rStyle w:val="VerbatimChar"/>
+                <w:sz w:val="17"/>
+                <w:szCs w:val="17"/>
               </w:rPr>
               <w:t xml:space="preserve">FR-ETL-02</w:t>
             </w:r>
@@ -8681,6 +9257,8 @@
             <w:r>
               <w:rPr>
                 <w:rStyle w:val="VerbatimChar"/>
+                <w:sz w:val="17"/>
+                <w:szCs w:val="17"/>
               </w:rPr>
               <w:t xml:space="preserve">FR-API-05</w:t>
             </w:r>
@@ -8696,6 +9274,8 @@
             <w:r>
               <w:rPr>
                 <w:rStyle w:val="VerbatimChar"/>
+                <w:sz w:val="17"/>
+                <w:szCs w:val="17"/>
               </w:rPr>
               <w:t xml:space="preserve">FR-UI-02</w:t>
             </w:r>
@@ -8711,6 +9291,8 @@
             <w:r>
               <w:rPr>
                 <w:rStyle w:val="VerbatimChar"/>
+                <w:sz w:val="17"/>
+                <w:szCs w:val="17"/>
               </w:rPr>
               <w:t xml:space="preserve">NFR-REL-01</w:t>
             </w:r>
@@ -8723,6 +9305,8 @@
             <w:r>
               <w:rPr>
                 <w:rStyle w:val="VerbatimChar"/>
+                <w:sz w:val="17"/>
+                <w:szCs w:val="17"/>
               </w:rPr>
               <w:t xml:space="preserve">NFR-REL-02</w:t>
             </w:r>
@@ -8738,6 +9322,8 @@
             <w:r>
               <w:rPr>
                 <w:rStyle w:val="VerbatimChar"/>
+                <w:sz w:val="17"/>
+                <w:szCs w:val="17"/>
               </w:rPr>
               <w:t xml:space="preserve">NFR-REL-03</w:t>
             </w:r>
@@ -8753,6 +9339,8 @@
             <w:r>
               <w:rPr>
                 <w:rStyle w:val="VerbatimChar"/>
+                <w:sz w:val="17"/>
+                <w:szCs w:val="17"/>
               </w:rPr>
               <w:t xml:space="preserve">NFR-PERF-02</w:t>
             </w:r>
@@ -8768,6 +9356,8 @@
             <w:r>
               <w:rPr>
                 <w:rStyle w:val="VerbatimChar"/>
+                <w:sz w:val="17"/>
+                <w:szCs w:val="17"/>
               </w:rPr>
               <w:t xml:space="preserve">NFR-PERF-04</w:t>
             </w:r>
@@ -8783,6 +9373,8 @@
             <w:r>
               <w:rPr>
                 <w:rStyle w:val="VerbatimChar"/>
+                <w:sz w:val="17"/>
+                <w:szCs w:val="17"/>
               </w:rPr>
               <w:t xml:space="preserve">NFR-MAINT-02</w:t>
             </w:r>
@@ -8798,6 +9390,8 @@
             <w:r>
               <w:rPr>
                 <w:rStyle w:val="VerbatimChar"/>
+                <w:sz w:val="17"/>
+                <w:szCs w:val="17"/>
               </w:rPr>
               <w:t xml:space="preserve">NFR-MAINT-03</w:t>
             </w:r>
@@ -8813,6 +9407,8 @@
             <w:r>
               <w:rPr>
                 <w:rStyle w:val="VerbatimChar"/>
+                <w:sz w:val="17"/>
+                <w:szCs w:val="17"/>
               </w:rPr>
               <w:t xml:space="preserve">DR-03</w:t>
             </w:r>
@@ -8853,6 +9449,9 @@
               <w:t xml:space="preserve">Could Have (C)</w:t>
             </w:r>
             <w:r>
+              <w:br/>
+            </w:r>
+            <w:r>
               <w:rPr>
                 <w:i/>
                 <w:iCs/>
@@ -8871,6 +9470,8 @@
             <w:r>
               <w:rPr>
                 <w:rStyle w:val="VerbatimChar"/>
+                <w:sz w:val="17"/>
+                <w:szCs w:val="17"/>
               </w:rPr>
               <w:t xml:space="preserve">FR-API-04</w:t>
             </w:r>
@@ -8886,6 +9487,8 @@
             <w:r>
               <w:rPr>
                 <w:rStyle w:val="VerbatimChar"/>
+                <w:sz w:val="17"/>
+                <w:szCs w:val="17"/>
               </w:rPr>
               <w:t xml:space="preserve">FR-UI-01</w:t>
             </w:r>
@@ -8901,6 +9504,8 @@
             <w:r>
               <w:rPr>
                 <w:rStyle w:val="VerbatimChar"/>
+                <w:sz w:val="17"/>
+                <w:szCs w:val="17"/>
               </w:rPr>
               <w:t xml:space="preserve">FR-UI-03</w:t>
             </w:r>
@@ -8916,6 +9521,8 @@
             <w:r>
               <w:rPr>
                 <w:rStyle w:val="VerbatimChar"/>
+                <w:sz w:val="17"/>
+                <w:szCs w:val="17"/>
               </w:rPr>
               <w:t xml:space="preserve">FR-ENG-04</w:t>
             </w:r>
@@ -8931,6 +9538,8 @@
             <w:r>
               <w:rPr>
                 <w:rStyle w:val="VerbatimChar"/>
+                <w:sz w:val="17"/>
+                <w:szCs w:val="17"/>
               </w:rPr>
               <w:t xml:space="preserve">FR-ETL-03</w:t>
             </w:r>
@@ -8946,6 +9555,8 @@
             <w:r>
               <w:rPr>
                 <w:rStyle w:val="VerbatimChar"/>
+                <w:sz w:val="17"/>
+                <w:szCs w:val="17"/>
               </w:rPr>
               <w:t xml:space="preserve">NFR-PERF-03</w:t>
             </w:r>
@@ -8961,6 +9572,8 @@
             <w:r>
               <w:rPr>
                 <w:rStyle w:val="VerbatimChar"/>
+                <w:sz w:val="17"/>
+                <w:szCs w:val="17"/>
               </w:rPr>
               <w:t xml:space="preserve">DR-02</w:t>
             </w:r>
@@ -8976,6 +9589,8 @@
             <w:r>
               <w:rPr>
                 <w:rStyle w:val="VerbatimChar"/>
+                <w:sz w:val="17"/>
+                <w:szCs w:val="17"/>
               </w:rPr>
               <w:t xml:space="preserve">DR-04</w:t>
             </w:r>
@@ -9016,6 +9631,9 @@
               <w:t xml:space="preserve">Won’t Have (W)</w:t>
             </w:r>
             <w:r>
+              <w:br/>
+            </w:r>
+            <w:r>
               <w:rPr>
                 <w:i/>
                 <w:iCs/>
@@ -9034,6 +9652,8 @@
             <w:r>
               <w:rPr>
                 <w:rStyle w:val="VerbatimChar"/>
+                <w:sz w:val="17"/>
+                <w:szCs w:val="17"/>
               </w:rPr>
               <w:t xml:space="preserve">ML-Forecast 7-day</w:t>
             </w:r>
@@ -9066,8 +9686,8 @@
         </w:pict>
       </w:r>
     </w:p>
-    <w:bookmarkEnd w:id="40"/>
-    <w:bookmarkStart w:id="49" w:name="архитектурно-значимые-требования-asr"/>
+    <w:bookmarkEnd w:id="90"/>
+    <w:bookmarkStart w:id="99" w:name="Xbba26b04d0e76e50a75bd6266b0094534b4f1b7"/>
     <w:p>
       <w:pPr>
         <w:pStyle w:val="Heading2"/>
@@ -9101,20 +9721,20 @@
       <w:r>
         <w:drawing>
           <wp:inline>
-            <wp:extent cx="5334000" cy="3388178"/>
+            <wp:extent cx="5334000" cy="3864428"/>
             <wp:effectExtent b="0" l="0" r="0" t="0"/>
-            <wp:docPr descr="Рисунок 4. Трассировка архитектурно значимых требований (ASR) к техническим решениям" title="" id="42" name="Picture"/>
+            <wp:docPr descr="Рисунок 4. Трассировка архитектурно значимых требований (ASR) к техническим решениям" title="" id="92" name="Picture"/>
             <a:graphic>
               <a:graphicData uri="http://schemas.openxmlformats.org/drawingml/2006/picture">
                 <pic:pic>
                   <pic:nvPicPr>
-                    <pic:cNvPr descr="media/figure_4.png" id="43" name="Picture"/>
+                    <pic:cNvPr descr="media/figure_4.png" id="93" name="Picture"/>
                     <pic:cNvPicPr>
                       <a:picLocks noChangeArrowheads="1" noChangeAspect="1"/>
                     </pic:cNvPicPr>
                   </pic:nvPicPr>
                   <pic:blipFill>
-                    <a:blip r:embed="rId41"/>
+                    <a:blip r:embed="rId91"/>
                     <a:stretch>
                       <a:fillRect/>
                     </a:stretch>
@@ -9122,7 +9742,7 @@
                   <pic:spPr bwMode="auto">
                     <a:xfrm>
                       <a:off x="0" y="0"/>
-                      <a:ext cx="5334000" cy="3388178"/>
+                      <a:ext cx="5334000" cy="3864428"/>
                     </a:xfrm>
                     <a:prstGeom prst="rect">
                       <a:avLst/>
@@ -9149,7 +9769,7 @@
         <w:t xml:space="preserve">Рисунок 4. Трассировка архитектурно значимых требований (ASR) к техническим решениям</w:t>
       </w:r>
     </w:p>
-    <w:bookmarkStart w:id="48" w:name="Xfeb5aad315216870f01da19459286b54393c80c"/>
+    <w:bookmarkStart w:id="98" w:name="Xfeb5aad315216870f01da19459286b54393c80c"/>
     <w:p>
       <w:pPr>
         <w:pStyle w:val="Heading3"/>
@@ -9158,7 +9778,7 @@
         <w:t xml:space="preserve">Детальное описание ASR и принятых архитектурных решений:</w:t>
       </w:r>
     </w:p>
-    <w:bookmarkStart w:id="44" w:name="X8333dfba63c01c28f4ead5a88f92c2220c8e71e"/>
+    <w:bookmarkStart w:id="94" w:name="X8333dfba63c01c28f4ead5a88f92c2220c8e71e"/>
     <w:p>
       <w:pPr>
         <w:pStyle w:val="Heading4"/>
@@ -9244,8 +9864,8 @@
         <w:t xml:space="preserve">в закрытом сетевом периметре заказчика. Исходящие запросы разрешены только сервису загрузки публичных данных.</w:t>
       </w:r>
     </w:p>
-    <w:bookmarkEnd w:id="44"/>
-    <w:bookmarkStart w:id="45" w:name="Xa5bbe878834403e5c7b20e78121e83e2a81f73f"/>
+    <w:bookmarkEnd w:id="94"/>
+    <w:bookmarkStart w:id="95" w:name="Xa5bbe878834403e5c7b20e78121e83e2a81f73f"/>
     <w:p>
       <w:pPr>
         <w:pStyle w:val="Heading4"/>
@@ -9403,8 +10023,8 @@
         <w:t xml:space="preserve">в оперативной памяти.</w:t>
       </w:r>
     </w:p>
-    <w:bookmarkEnd w:id="45"/>
-    <w:bookmarkStart w:id="46" w:name="X2e7c9e84b5b71677b2ee6c379942ee3e0a02530"/>
+    <w:bookmarkEnd w:id="95"/>
+    <w:bookmarkStart w:id="96" w:name="X2e7c9e84b5b71677b2ee6c379942ee3e0a02530"/>
     <w:p>
       <w:pPr>
         <w:pStyle w:val="Heading4"/>
@@ -9581,8 +10201,8 @@
         <w:t xml:space="preserve">).</w:t>
       </w:r>
     </w:p>
-    <w:bookmarkEnd w:id="46"/>
-    <w:bookmarkStart w:id="47" w:name="X85c814369753ad204eeabbdfc13949774f941b9"/>
+    <w:bookmarkEnd w:id="96"/>
+    <w:bookmarkStart w:id="97" w:name="X85c814369753ad204eeabbdfc13949774f941b9"/>
     <w:p>
       <w:pPr>
         <w:pStyle w:val="Heading4"/>
@@ -9714,10 +10334,10 @@
         </w:pict>
       </w:r>
     </w:p>
-    <w:bookmarkEnd w:id="47"/>
-    <w:bookmarkEnd w:id="48"/>
-    <w:bookmarkEnd w:id="49"/>
-    <w:bookmarkStart w:id="55" w:name="X3bd91bd30bb1155582d349fd87d46285ba3afcd"/>
+    <w:bookmarkEnd w:id="97"/>
+    <w:bookmarkEnd w:id="98"/>
+    <w:bookmarkEnd w:id="99"/>
+    <w:bookmarkStart w:id="105" w:name="Xe80c53b36db65f8eed3128851759a3c296f3b0a"/>
     <w:p>
       <w:pPr>
         <w:pStyle w:val="Heading2"/>
@@ -9747,7 +10367,7 @@
         <w:t xml:space="preserve">.</w:t>
       </w:r>
     </w:p>
-    <w:bookmarkStart w:id="53" w:name="X593e9cafaaa17786eba698be6083c68001061c5"/>
+    <w:bookmarkStart w:id="103" w:name="Xd5cda4c5186a1e66e4683f3d3c79c3b28f8f131"/>
     <w:p>
       <w:pPr>
         <w:pStyle w:val="Heading3"/>
@@ -9765,18 +10385,18 @@
           <wp:inline>
             <wp:extent cx="5334000" cy="1891392"/>
             <wp:effectExtent b="0" l="0" r="0" t="0"/>
-            <wp:docPr descr="Рисунок 5. Диаграмма последовательности процесса управления изменениями (Change Request Workflow)" title="" id="51" name="Picture"/>
+            <wp:docPr descr="Рисунок 5. Диаграмма последовательности процесса управления изменениями (Change Request Workflow)" title="" id="101" name="Picture"/>
             <a:graphic>
               <a:graphicData uri="http://schemas.openxmlformats.org/drawingml/2006/picture">
                 <pic:pic>
                   <pic:nvPicPr>
-                    <pic:cNvPr descr="media/figure_5.png" id="52" name="Picture"/>
+                    <pic:cNvPr descr="media/figure_5.png" id="102" name="Picture"/>
                     <pic:cNvPicPr>
                       <a:picLocks noChangeArrowheads="1" noChangeAspect="1"/>
                     </pic:cNvPicPr>
                   </pic:nvPicPr>
                   <pic:blipFill>
-                    <a:blip r:embed="rId50"/>
+                    <a:blip r:embed="rId100"/>
                     <a:stretch>
                       <a:fillRect/>
                     </a:stretch>
@@ -10004,8 +10624,8 @@
         </w:pict>
       </w:r>
     </w:p>
-    <w:bookmarkEnd w:id="53"/>
-    <w:bookmarkStart w:id="54" w:name="X25860913d2c7bcb1e3b8d3a5d076d13b93140de"/>
+    <w:bookmarkEnd w:id="103"/>
+    <w:bookmarkStart w:id="104" w:name="X744362b076425fca8fc007e61ca3e92c3862344"/>
     <w:p>
       <w:pPr>
         <w:pStyle w:val="Heading3"/>
@@ -10043,12 +10663,12 @@
         <w:tblLook w:firstRow="1" w:lastRow="0" w:firstColumn="0" w:lastColumn="0" w:noHBand="0" w:noVBand="0" w:val="0020"/>
       </w:tblPr>
       <w:tblGrid>
-        <w:gridCol w:w="1267"/>
-        <w:gridCol w:w="1267"/>
-        <w:gridCol w:w="1584"/>
-        <w:gridCol w:w="1267"/>
-        <w:gridCol w:w="1267"/>
-        <w:gridCol w:w="1267"/>
+        <w:gridCol w:w="1108"/>
+        <w:gridCol w:w="1425"/>
+        <w:gridCol w:w="1188"/>
+        <w:gridCol w:w="1108"/>
+        <w:gridCol w:w="1425"/>
+        <w:gridCol w:w="1663"/>
       </w:tblGrid>
       <w:tr>
         <w:trPr>
@@ -10178,6 +10798,8 @@
             <w:r>
               <w:rPr>
                 <w:rStyle w:val="VerbatimChar"/>
+                <w:sz w:val="17"/>
+                <w:szCs w:val="17"/>
               </w:rPr>
               <w:t xml:space="preserve">ID24_EGF-14</w:t>
             </w:r>
@@ -10193,6 +10815,8 @@
             <w:r>
               <w:rPr>
                 <w:rStyle w:val="VerbatimChar"/>
+                <w:sz w:val="17"/>
+                <w:szCs w:val="17"/>
               </w:rPr>
               <w:t xml:space="preserve">docs/ID24_EGF-14-sources-tables</w:t>
             </w:r>
@@ -10208,6 +10832,8 @@
             <w:r>
               <w:rPr>
                 <w:rStyle w:val="VerbatimChar"/>
+                <w:sz w:val="17"/>
+                <w:szCs w:val="17"/>
               </w:rPr>
               <w:t xml:space="preserve">docs/data ingestion/PreColumns.md</w:t>
             </w:r>
@@ -10220,6 +10846,8 @@
             <w:r>
               <w:rPr>
                 <w:rStyle w:val="VerbatimChar"/>
+                <w:sz w:val="17"/>
+                <w:szCs w:val="17"/>
               </w:rPr>
               <w:t xml:space="preserve">docs/data ingestion/data sources.md</w:t>
             </w:r>
@@ -10277,6 +10905,8 @@
             <w:r>
               <w:rPr>
                 <w:rStyle w:val="VerbatimChar"/>
+                <w:sz w:val="17"/>
+                <w:szCs w:val="17"/>
               </w:rPr>
               <w:t xml:space="preserve">ID24_EGF-18</w:t>
             </w:r>
@@ -10292,6 +10922,8 @@
             <w:r>
               <w:rPr>
                 <w:rStyle w:val="VerbatimChar"/>
+                <w:sz w:val="17"/>
+                <w:szCs w:val="17"/>
               </w:rPr>
               <w:t xml:space="preserve">feature/ID24_EGF-18-init-react-form</w:t>
             </w:r>
@@ -10307,6 +10939,8 @@
             <w:r>
               <w:rPr>
                 <w:rStyle w:val="VerbatimChar"/>
+                <w:sz w:val="17"/>
+                <w:szCs w:val="17"/>
               </w:rPr>
               <w:t xml:space="preserve">web/index.html</w:t>
             </w:r>
@@ -10319,6 +10953,8 @@
             <w:r>
               <w:rPr>
                 <w:rStyle w:val="VerbatimChar"/>
+                <w:sz w:val="17"/>
+                <w:szCs w:val="17"/>
               </w:rPr>
               <w:t xml:space="preserve">web/style.css</w:t>
             </w:r>
@@ -10376,6 +11012,8 @@
             <w:r>
               <w:rPr>
                 <w:rStyle w:val="VerbatimChar"/>
+                <w:sz w:val="17"/>
+                <w:szCs w:val="17"/>
               </w:rPr>
               <w:t xml:space="preserve">ID24_EGF-16</w:t>
             </w:r>
@@ -10391,6 +11029,8 @@
             <w:r>
               <w:rPr>
                 <w:rStyle w:val="VerbatimChar"/>
+                <w:sz w:val="17"/>
+                <w:szCs w:val="17"/>
               </w:rPr>
               <w:t xml:space="preserve">infra/ID24_EGF-16-postgres-docker-compose</w:t>
             </w:r>
@@ -10406,6 +11046,8 @@
             <w:r>
               <w:rPr>
                 <w:rStyle w:val="VerbatimChar"/>
+                <w:sz w:val="17"/>
+                <w:szCs w:val="17"/>
               </w:rPr>
               <w:t xml:space="preserve">docker-compose.yml</w:t>
             </w:r>
@@ -10469,6 +11111,8 @@
             <w:r>
               <w:rPr>
                 <w:rStyle w:val="VerbatimChar"/>
+                <w:sz w:val="17"/>
+                <w:szCs w:val="17"/>
               </w:rPr>
               <w:t xml:space="preserve">ID24_EGF-16</w:t>
             </w:r>
@@ -10484,6 +11128,8 @@
             <w:r>
               <w:rPr>
                 <w:rStyle w:val="VerbatimChar"/>
+                <w:sz w:val="17"/>
+                <w:szCs w:val="17"/>
               </w:rPr>
               <w:t xml:space="preserve">infra/ID24_EGF-16-postgres-docker-compose</w:t>
             </w:r>
@@ -10499,6 +11145,8 @@
             <w:r>
               <w:rPr>
                 <w:rStyle w:val="VerbatimChar"/>
+                <w:sz w:val="17"/>
+                <w:szCs w:val="17"/>
               </w:rPr>
               <w:t xml:space="preserve">docker-compose.yml</w:t>
             </w:r>
@@ -10562,8 +11210,10 @@
             <w:r>
               <w:rPr>
                 <w:rStyle w:val="VerbatimChar"/>
-              </w:rPr>
-              <w:t xml:space="preserve">ID24_EGF-14</w:t>
+                <w:sz w:val="17"/>
+                <w:szCs w:val="17"/>
+              </w:rPr>
+              <w:t xml:space="preserve">ID24_EGF-10</w:t>
             </w:r>
           </w:p>
         </w:tc>
@@ -10643,8 +11293,10 @@
             <w:r>
               <w:rPr>
                 <w:rStyle w:val="VerbatimChar"/>
-              </w:rPr>
-              <w:t xml:space="preserve">ID24_EGF-15</w:t>
+                <w:sz w:val="17"/>
+                <w:szCs w:val="17"/>
+              </w:rPr>
+              <w:t xml:space="preserve">ID24_EGF-11</w:t>
             </w:r>
           </w:p>
         </w:tc>
@@ -10724,8 +11376,10 @@
             <w:r>
               <w:rPr>
                 <w:rStyle w:val="VerbatimChar"/>
-              </w:rPr>
-              <w:t xml:space="preserve">ID24_EGF-21</w:t>
+                <w:sz w:val="17"/>
+                <w:szCs w:val="17"/>
+              </w:rPr>
+              <w:t xml:space="preserve">ID24_EGF-11</w:t>
             </w:r>
           </w:p>
         </w:tc>
@@ -10805,8 +11459,24 @@
             <w:r>
               <w:rPr>
                 <w:rStyle w:val="VerbatimChar"/>
-              </w:rPr>
-              <w:t xml:space="preserve">ID24_EGF-17</w:t>
+                <w:sz w:val="17"/>
+                <w:szCs w:val="17"/>
+              </w:rPr>
+              <w:t xml:space="preserve">ID24_EGF-13</w:t>
+            </w:r>
+            <w:r>
+              <w:t xml:space="preserve">,</w:t>
+            </w:r>
+            <w:r>
+              <w:t xml:space="preserve"> </w:t>
+            </w:r>
+            <w:r>
+              <w:rPr>
+                <w:rStyle w:val="VerbatimChar"/>
+                <w:sz w:val="17"/>
+                <w:szCs w:val="17"/>
+              </w:rPr>
+              <w:t xml:space="preserve">ID24_EGF-14</w:t>
             </w:r>
           </w:p>
         </w:tc>
@@ -10886,8 +11556,10 @@
             <w:r>
               <w:rPr>
                 <w:rStyle w:val="VerbatimChar"/>
-              </w:rPr>
-              <w:t xml:space="preserve">ID24_EGF-25</w:t>
+                <w:sz w:val="17"/>
+                <w:szCs w:val="17"/>
+              </w:rPr>
+              <w:t xml:space="preserve">ID24_EGF-10</w:t>
             </w:r>
           </w:p>
         </w:tc>
@@ -10967,8 +11639,10 @@
             <w:r>
               <w:rPr>
                 <w:rStyle w:val="VerbatimChar"/>
-              </w:rPr>
-              <w:t xml:space="preserve">ID24_EGF-16</w:t>
+                <w:sz w:val="17"/>
+                <w:szCs w:val="17"/>
+              </w:rPr>
+              <w:t xml:space="preserve">ID24_EGF-15</w:t>
             </w:r>
           </w:p>
         </w:tc>
@@ -11005,9 +11679,9 @@
         </w:pict>
       </w:r>
     </w:p>
-    <w:bookmarkEnd w:id="54"/>
-    <w:bookmarkEnd w:id="55"/>
-    <w:bookmarkStart w:id="56" w:name="журнал-изменений-требований-change-log"/>
+    <w:bookmarkEnd w:id="104"/>
+    <w:bookmarkEnd w:id="105"/>
+    <w:bookmarkStart w:id="106" w:name="X3b419800061c065cd545d8a8060104280548a4f"/>
     <w:p>
       <w:pPr>
         <w:pStyle w:val="Heading2"/>
@@ -11024,11 +11698,11 @@
         <w:tblLook w:firstRow="1" w:lastRow="0" w:firstColumn="0" w:lastColumn="0" w:noHBand="0" w:noVBand="0" w:val="0020"/>
       </w:tblPr>
       <w:tblGrid>
-        <w:gridCol w:w="1721"/>
-        <w:gridCol w:w="1721"/>
-        <w:gridCol w:w="1377"/>
-        <w:gridCol w:w="1721"/>
-        <w:gridCol w:w="1377"/>
+        <w:gridCol w:w="633"/>
+        <w:gridCol w:w="950"/>
+        <w:gridCol w:w="1144"/>
+        <w:gridCol w:w="1108"/>
+        <w:gridCol w:w="4082"/>
       </w:tblGrid>
       <w:tr>
         <w:trPr>
@@ -11299,22 +11973,43 @@
               <w:t xml:space="preserve">Итоговый релиз Семинара 4:</w:t>
             </w:r>
             <w:r>
+              <w:br/>
+            </w:r>
+            <w:r>
               <w:t xml:space="preserve">1. Сформированы 6 сквозных Use Cases и User Stories.</w:t>
             </w:r>
             <w:r>
+              <w:br/>
+            </w:r>
+            <w:r>
               <w:t xml:space="preserve">2. Разработана спецификация из 18 FR (FR-API-01…FR-UI-03) с однозначными ID.</w:t>
             </w:r>
             <w:r>
+              <w:br/>
+            </w:r>
+            <w:r>
               <w:t xml:space="preserve">3. Определены измеримые метрики NFR (производительность p95 &lt; 200 мс, RTO &lt; 30 с, Zero Outbound Leaks).</w:t>
             </w:r>
             <w:r>
+              <w:br/>
+            </w:r>
+            <w:r>
               <w:t xml:space="preserve">4. Зафиксированы Data Requirements для всех 7 таблиц с регламентом DQ.</w:t>
             </w:r>
             <w:r>
+              <w:br/>
+            </w:r>
+            <w:r>
               <w:t xml:space="preserve">5. Составлены BDD-сценарии приёмки Given/When/Then.</w:t>
             </w:r>
             <w:r>
+              <w:br/>
+            </w:r>
+            <w:r>
               <w:t xml:space="preserve">6. Сформирована MoSCoW-приоритизация и выделены 4 ключевых ASR.</w:t>
+            </w:r>
+            <w:r>
+              <w:br/>
             </w:r>
             <w:r>
               <w:t xml:space="preserve">7. Настроен процесс управления изменениями и матрица трассируемости в «Сфере».</w:t>
@@ -11394,15 +12089,27 @@
               <w:t xml:space="preserve">PATCH (уточнения без изменения логики):</w:t>
             </w:r>
             <w:r>
+              <w:br/>
+            </w:r>
+            <w:r>
               <w:t xml:space="preserve">1. Требованиям к данным присвоены ID DR-01…DR-07.</w:t>
             </w:r>
             <w:r>
+              <w:br/>
+            </w:r>
+            <w:r>
               <w:t xml:space="preserve">2. Приоритет MoSCoW присвоен всем 38 требованиям (FR, NFR, DR).</w:t>
             </w:r>
             <w:r>
+              <w:br/>
+            </w:r>
+            <w:r>
               <w:t xml:space="preserve">3. Матрица трассируемости приведена к фактическому состоянию репозитория.</w:t>
             </w:r>
             <w:r>
+              <w:br/>
+            </w:r>
+            <w:r>
               <w:t xml:space="preserve">4. Согласованы проверка дедлайна (UC-01 ↔ FR-API-02), текст ошибки 422 и предупреждения Fallback, код энергозоны</w:t>
             </w:r>
             <w:r>
@@ -11411,6 +12118,8 @@
             <w:r>
               <w:rPr>
                 <w:rStyle w:val="VerbatimChar"/>
+                <w:sz w:val="17"/>
+                <w:szCs w:val="17"/>
               </w:rPr>
               <w:t xml:space="preserve">DE-LU</w:t>
             </w:r>
@@ -11418,7 +12127,423 @@
               <w:t xml:space="preserve">.</w:t>
             </w:r>
             <w:r>
+              <w:br/>
+            </w:r>
+            <w:r>
               <w:t xml:space="preserve">5. Удалены формулировки без метрик в ASR-03.</w:t>
+            </w:r>
+          </w:p>
+        </w:tc>
+      </w:tr>
+      <w:tr>
+        <w:tc>
+          <w:tcPr/>
+          <w:p>
+            <w:pPr>
+              <w:pStyle w:val="Compact"/>
+              <w:jc w:val="center"/>
+            </w:pPr>
+            <w:r>
+              <w:rPr>
+                <w:b/>
+                <w:bCs/>
+              </w:rPr>
+              <w:t xml:space="preserve">v1.1.0</w:t>
+            </w:r>
+          </w:p>
+        </w:tc>
+        <w:tc>
+          <w:tcPr/>
+          <w:p>
+            <w:pPr>
+              <w:pStyle w:val="Compact"/>
+              <w:jc w:val="center"/>
+            </w:pPr>
+            <w:r>
+              <w:t xml:space="preserve">07.10.2026</w:t>
+            </w:r>
+          </w:p>
+        </w:tc>
+        <w:tc>
+          <w:tcPr/>
+          <w:p>
+            <w:pPr>
+              <w:pStyle w:val="Compact"/>
+              <w:jc w:val="left"/>
+            </w:pPr>
+            <w:r>
+              <w:t xml:space="preserve">Богдан Леонов</w:t>
+            </w:r>
+          </w:p>
+        </w:tc>
+        <w:tc>
+          <w:tcPr/>
+          <w:p>
+            <w:pPr>
+              <w:pStyle w:val="Compact"/>
+              <w:jc w:val="center"/>
+            </w:pPr>
+            <w:r>
+              <w:rPr>
+                <w:b/>
+                <w:bCs/>
+              </w:rPr>
+              <w:t xml:space="preserve">На согласовании</w:t>
+            </w:r>
+          </w:p>
+        </w:tc>
+        <w:tc>
+          <w:tcPr/>
+          <w:p>
+            <w:pPr>
+              <w:pStyle w:val="Compact"/>
+              <w:jc w:val="left"/>
+            </w:pPr>
+            <w:r>
+              <w:rPr>
+                <w:b/>
+                <w:bCs/>
+              </w:rPr>
+              <w:t xml:space="preserve">MINOR (обратно совместимое расширение):</w:t>
+            </w:r>
+            <w:r>
+              <w:br/>
+            </w:r>
+            <w:r>
+              <w:t xml:space="preserve">1. Определена базовая стоимость</w:t>
+            </w:r>
+            <w:r>
+              <w:t xml:space="preserve"> </w:t>
+            </w:r>
+            <w:r>
+              <w:rPr>
+                <w:rStyle w:val="VerbatimChar"/>
+                <w:sz w:val="17"/>
+                <w:szCs w:val="17"/>
+              </w:rPr>
+              <w:t xml:space="preserve">baseline_cost_eur</w:t>
+            </w:r>
+            <w:r>
+              <w:t xml:space="preserve"> </w:t>
+            </w:r>
+            <w:r>
+              <w:t xml:space="preserve">(</w:t>
+            </w:r>
+            <w:r>
+              <w:rPr>
+                <w:rStyle w:val="VerbatimChar"/>
+                <w:sz w:val="17"/>
+                <w:szCs w:val="17"/>
+              </w:rPr>
+              <w:t xml:space="preserve">FR-API-03</w:t>
+            </w:r>
+            <w:r>
+              <w:t xml:space="preserve">); в</w:t>
+            </w:r>
+            <w:r>
+              <w:t xml:space="preserve"> </w:t>
+            </w:r>
+            <w:r>
+              <w:rPr>
+                <w:rStyle w:val="VerbatimChar"/>
+                <w:sz w:val="17"/>
+                <w:szCs w:val="17"/>
+              </w:rPr>
+              <w:t xml:space="preserve">FR-API-01</w:t>
+            </w:r>
+            <w:r>
+              <w:t xml:space="preserve"> </w:t>
+            </w:r>
+            <w:r>
+              <w:t xml:space="preserve">добавлены опциональные параметры</w:t>
+            </w:r>
+            <w:r>
+              <w:t xml:space="preserve"> </w:t>
+            </w:r>
+            <w:r>
+              <w:rPr>
+                <w:rStyle w:val="VerbatimChar"/>
+                <w:sz w:val="17"/>
+                <w:szCs w:val="17"/>
+              </w:rPr>
+              <w:t xml:space="preserve">preferred_datacenter_id</w:t>
+            </w:r>
+            <w:r>
+              <w:t xml:space="preserve"> </w:t>
+            </w:r>
+            <w:r>
+              <w:t xml:space="preserve">и</w:t>
+            </w:r>
+            <w:r>
+              <w:t xml:space="preserve"> </w:t>
+            </w:r>
+            <w:r>
+              <w:rPr>
+                <w:rStyle w:val="VerbatimChar"/>
+                <w:sz w:val="17"/>
+                <w:szCs w:val="17"/>
+              </w:rPr>
+              <w:t xml:space="preserve">baseline_start</w:t>
+            </w:r>
+            <w:r>
+              <w:t xml:space="preserve"> </w:t>
+            </w:r>
+            <w:r>
+              <w:t xml:space="preserve">с валидацией;</w:t>
+            </w:r>
+            <w:r>
+              <w:t xml:space="preserve"> </w:t>
+            </w:r>
+            <w:r>
+              <w:rPr>
+                <w:rStyle w:val="VerbatimChar"/>
+                <w:sz w:val="17"/>
+                <w:szCs w:val="17"/>
+              </w:rPr>
+              <w:t xml:space="preserve">FR-UI-03</w:t>
+            </w:r>
+            <w:r>
+              <w:t xml:space="preserve"> </w:t>
+            </w:r>
+            <w:r>
+              <w:t xml:space="preserve">ссылается на это определение; в схему добавлены</w:t>
+            </w:r>
+            <w:r>
+              <w:t xml:space="preserve"> </w:t>
+            </w:r>
+            <w:r>
+              <w:rPr>
+                <w:rStyle w:val="VerbatimChar"/>
+                <w:sz w:val="17"/>
+                <w:szCs w:val="17"/>
+              </w:rPr>
+              <w:t xml:space="preserve">jobs.preferred_datacenter_id</w:t>
+            </w:r>
+            <w:r>
+              <w:t xml:space="preserve">,</w:t>
+            </w:r>
+            <w:r>
+              <w:t xml:space="preserve"> </w:t>
+            </w:r>
+            <w:r>
+              <w:rPr>
+                <w:rStyle w:val="VerbatimChar"/>
+                <w:sz w:val="17"/>
+                <w:szCs w:val="17"/>
+              </w:rPr>
+              <w:t xml:space="preserve">jobs.baseline_start</w:t>
+            </w:r>
+            <w:r>
+              <w:t xml:space="preserve">,</w:t>
+            </w:r>
+            <w:r>
+              <w:t xml:space="preserve"> </w:t>
+            </w:r>
+            <w:r>
+              <w:rPr>
+                <w:rStyle w:val="VerbatimChar"/>
+                <w:sz w:val="17"/>
+                <w:szCs w:val="17"/>
+              </w:rPr>
+              <w:t xml:space="preserve">recommendations.baseline_cost</w:t>
+            </w:r>
+            <w:r>
+              <w:t xml:space="preserve"> </w:t>
+            </w:r>
+            <w:r>
+              <w:t xml:space="preserve">(</w:t>
+            </w:r>
+            <w:r>
+              <w:rPr>
+                <w:rStyle w:val="VerbatimChar"/>
+                <w:sz w:val="17"/>
+                <w:szCs w:val="17"/>
+              </w:rPr>
+              <w:t xml:space="preserve">DR-06</w:t>
+            </w:r>
+            <w:r>
+              <w:t xml:space="preserve">, ER-диаграмма); в сценарий 1 добавлена проверка</w:t>
+            </w:r>
+            <w:r>
+              <w:t xml:space="preserve"> </w:t>
+            </w:r>
+            <w:r>
+              <w:rPr>
+                <w:rStyle w:val="VerbatimChar"/>
+                <w:sz w:val="17"/>
+                <w:szCs w:val="17"/>
+              </w:rPr>
+              <w:t xml:space="preserve">baseline_cost_eur</w:t>
+            </w:r>
+            <w:r>
+              <w:t xml:space="preserve">.</w:t>
+            </w:r>
+            <w:r>
+              <w:br/>
+            </w:r>
+            <w:r>
+              <w:t xml:space="preserve">2. Из US-01 удалена неподтвержденная оценка «до 50%».</w:t>
+            </w:r>
+            <w:r>
+              <w:br/>
+            </w:r>
+            <w:r>
+              <w:t xml:space="preserve">3. Матрица трассируемости приведена к бэклогу семинара 2: несуществующие</w:t>
+            </w:r>
+            <w:r>
+              <w:t xml:space="preserve"> </w:t>
+            </w:r>
+            <w:r>
+              <w:rPr>
+                <w:rStyle w:val="VerbatimChar"/>
+                <w:sz w:val="17"/>
+                <w:szCs w:val="17"/>
+              </w:rPr>
+              <w:t xml:space="preserve">ID24_EGF-21</w:t>
+            </w:r>
+            <w:r>
+              <w:t xml:space="preserve">,</w:t>
+            </w:r>
+            <w:r>
+              <w:t xml:space="preserve"> </w:t>
+            </w:r>
+            <w:r>
+              <w:rPr>
+                <w:rStyle w:val="VerbatimChar"/>
+                <w:sz w:val="17"/>
+                <w:szCs w:val="17"/>
+              </w:rPr>
+              <w:t xml:space="preserve">ID24_EGF-25</w:t>
+            </w:r>
+            <w:r>
+              <w:t xml:space="preserve"> </w:t>
+            </w:r>
+            <w:r>
+              <w:t xml:space="preserve">и неверные привязки заменены на эпики</w:t>
+            </w:r>
+            <w:r>
+              <w:t xml:space="preserve"> </w:t>
+            </w:r>
+            <w:r>
+              <w:rPr>
+                <w:rStyle w:val="VerbatimChar"/>
+                <w:sz w:val="17"/>
+                <w:szCs w:val="17"/>
+              </w:rPr>
+              <w:t xml:space="preserve">EGF-10</w:t>
+            </w:r>
+            <w:r>
+              <w:t xml:space="preserve">,</w:t>
+            </w:r>
+            <w:r>
+              <w:t xml:space="preserve"> </w:t>
+            </w:r>
+            <w:r>
+              <w:rPr>
+                <w:rStyle w:val="VerbatimChar"/>
+                <w:sz w:val="17"/>
+                <w:szCs w:val="17"/>
+              </w:rPr>
+              <w:t xml:space="preserve">EGF-11</w:t>
+            </w:r>
+            <w:r>
+              <w:t xml:space="preserve">,</w:t>
+            </w:r>
+            <w:r>
+              <w:t xml:space="preserve"> </w:t>
+            </w:r>
+            <w:r>
+              <w:rPr>
+                <w:rStyle w:val="VerbatimChar"/>
+                <w:sz w:val="17"/>
+                <w:szCs w:val="17"/>
+              </w:rPr>
+              <w:t xml:space="preserve">EGF-13</w:t>
+            </w:r>
+            <w:r>
+              <w:t xml:space="preserve">, фичи</w:t>
+            </w:r>
+            <w:r>
+              <w:t xml:space="preserve"> </w:t>
+            </w:r>
+            <w:r>
+              <w:rPr>
+                <w:rStyle w:val="VerbatimChar"/>
+                <w:sz w:val="17"/>
+                <w:szCs w:val="17"/>
+              </w:rPr>
+              <w:t xml:space="preserve">EGF-14</w:t>
+            </w:r>
+            <w:r>
+              <w:t xml:space="preserve">,</w:t>
+            </w:r>
+            <w:r>
+              <w:t xml:space="preserve"> </w:t>
+            </w:r>
+            <w:r>
+              <w:rPr>
+                <w:rStyle w:val="VerbatimChar"/>
+                <w:sz w:val="17"/>
+                <w:szCs w:val="17"/>
+              </w:rPr>
+              <w:t xml:space="preserve">EGF-15</w:t>
+            </w:r>
+            <w:r>
+              <w:t xml:space="preserve">.</w:t>
+            </w:r>
+            <w:r>
+              <w:br/>
+            </w:r>
+            <w:r>
+              <w:t xml:space="preserve">4. Согласовано с семинаром 3: описание PUE в глоссарии и правило</w:t>
+            </w:r>
+            <w:r>
+              <w:t xml:space="preserve"> </w:t>
+            </w:r>
+            <w:r>
+              <w:rPr>
+                <w:rStyle w:val="VerbatimChar"/>
+                <w:sz w:val="17"/>
+                <w:szCs w:val="17"/>
+              </w:rPr>
+              <w:t xml:space="preserve">BR-05</w:t>
+            </w:r>
+            <w:r>
+              <w:t xml:space="preserve"> </w:t>
+            </w:r>
+            <w:r>
+              <w:t xml:space="preserve">(медиана) приведены к</w:t>
+            </w:r>
+            <w:r>
+              <w:t xml:space="preserve"> </w:t>
+            </w:r>
+            <w:r>
+              <w:rPr>
+                <w:rStyle w:val="VerbatimChar"/>
+                <w:sz w:val="17"/>
+                <w:szCs w:val="17"/>
+              </w:rPr>
+              <w:t xml:space="preserve">FR-ENG-01</w:t>
+            </w:r>
+            <w:r>
+              <w:t xml:space="preserve"> </w:t>
+            </w:r>
+            <w:r>
+              <w:t xml:space="preserve">и</w:t>
+            </w:r>
+            <w:r>
+              <w:t xml:space="preserve"> </w:t>
+            </w:r>
+            <w:r>
+              <w:rPr>
+                <w:rStyle w:val="VerbatimChar"/>
+                <w:sz w:val="17"/>
+                <w:szCs w:val="17"/>
+              </w:rPr>
+              <w:t xml:space="preserve">FR-ENG-05</w:t>
+            </w:r>
+            <w:r>
+              <w:t xml:space="preserve">.</w:t>
             </w:r>
           </w:p>
         </w:tc>
@@ -11440,7 +12565,7 @@
           <w:b/>
           <w:bCs/>
         </w:rPr>
-        <w:t xml:space="preserve">СОВЕТ:</w:t>
+        <w:t xml:space="preserve">Совет.</w:t>
       </w:r>
       <w:r>
         <w:t xml:space="preserve"> </w:t>
@@ -11501,8 +12626,8 @@
         <w:t xml:space="preserve">4. Наличие проектных артефактов в репозитории: задачи, схема БД, Docker-окружение и спецификация требований v1.0.</w:t>
       </w:r>
     </w:p>
-    <w:bookmarkEnd w:id="56"/>
-    <w:bookmarkEnd w:id="57"/>
+    <w:bookmarkEnd w:id="106"/>
+    <w:bookmarkEnd w:id="107"/>
     <w:sectPr>
       <w:footnotePr>
         <w:numRestart w:val="eachSect"/>
@@ -12749,6 +13874,10 @@
         <w:right w:type="dxa" w:w="108"/>
       </w:tblCellMar>
     </w:tblPr>
+    <w:rPr>
+      <w:sz w:val="18"/>
+      <w:szCs w:val="18"/>
+    </w:rPr>
     <w:tblStylePr w:type="firstRow">
       <w:tcPr>
         <w:tcBorders>
@@ -12857,7 +13986,7 @@
       <w:color w:themeColor="accent1" w:themeShade="BF" w:val="365F91"/>
     </w:rPr>
   </w:style>
-  <w:style w:type="paragraph" w:customStyle="1" w:styleId="SourceCode">
+  <w:style w:customStyle="1" w:styleId="SourceCode" w:type="paragraph">
     <w:name w:val="Source Code"/>
     <w:basedOn w:val="Normal"/>
     <w:link w:val="VerbatimChar"/>
@@ -12865,7 +13994,7 @@
       <w:wordWrap w:val="off"/>
     </w:pPr>
   </w:style>
-  <w:style w:type="character" w:customStyle="1" w:styleId="KeywordTok">
+  <w:style w:customStyle="1" w:styleId="KeywordTok" w:type="character">
     <w:name w:val="KeywordTok"/>
     <w:basedOn w:val="VerbatimChar"/>
     <w:rPr>
@@ -12873,77 +14002,77 @@
       <w:color w:val="007020"/>
     </w:rPr>
   </w:style>
-  <w:style w:type="character" w:customStyle="1" w:styleId="DataTypeTok">
+  <w:style w:customStyle="1" w:styleId="DataTypeTok" w:type="character">
     <w:name w:val="DataTypeTok"/>
     <w:basedOn w:val="VerbatimChar"/>
     <w:rPr>
       <w:color w:val="902000"/>
     </w:rPr>
   </w:style>
-  <w:style w:type="character" w:customStyle="1" w:styleId="DecValTok">
+  <w:style w:customStyle="1" w:styleId="DecValTok" w:type="character">
     <w:name w:val="DecValTok"/>
     <w:basedOn w:val="VerbatimChar"/>
     <w:rPr>
       <w:color w:val="40a070"/>
     </w:rPr>
   </w:style>
-  <w:style w:type="character" w:customStyle="1" w:styleId="BaseNTok">
+  <w:style w:customStyle="1" w:styleId="BaseNTok" w:type="character">
     <w:name w:val="BaseNTok"/>
     <w:basedOn w:val="VerbatimChar"/>
     <w:rPr>
       <w:color w:val="40a070"/>
     </w:rPr>
   </w:style>
-  <w:style w:type="character" w:customStyle="1" w:styleId="FloatTok">
+  <w:style w:customStyle="1" w:styleId="FloatTok" w:type="character">
     <w:name w:val="FloatTok"/>
     <w:basedOn w:val="VerbatimChar"/>
     <w:rPr>
       <w:color w:val="40a070"/>
     </w:rPr>
   </w:style>
-  <w:style w:type="character" w:customStyle="1" w:styleId="ConstantTok">
+  <w:style w:customStyle="1" w:styleId="ConstantTok" w:type="character">
     <w:name w:val="ConstantTok"/>
     <w:basedOn w:val="VerbatimChar"/>
     <w:rPr>
       <w:color w:val="880000"/>
     </w:rPr>
   </w:style>
-  <w:style w:type="character" w:customStyle="1" w:styleId="CharTok">
+  <w:style w:customStyle="1" w:styleId="CharTok" w:type="character">
     <w:name w:val="CharTok"/>
     <w:basedOn w:val="VerbatimChar"/>
     <w:rPr>
       <w:color w:val="4070a0"/>
     </w:rPr>
   </w:style>
-  <w:style w:type="character" w:customStyle="1" w:styleId="SpecialCharTok">
+  <w:style w:customStyle="1" w:styleId="SpecialCharTok" w:type="character">
     <w:name w:val="SpecialCharTok"/>
     <w:basedOn w:val="VerbatimChar"/>
     <w:rPr>
       <w:color w:val="4070a0"/>
     </w:rPr>
   </w:style>
-  <w:style w:type="character" w:customStyle="1" w:styleId="StringTok">
+  <w:style w:customStyle="1" w:styleId="StringTok" w:type="character">
     <w:name w:val="StringTok"/>
     <w:basedOn w:val="VerbatimChar"/>
     <w:rPr>
       <w:color w:val="4070a0"/>
     </w:rPr>
   </w:style>
-  <w:style w:type="character" w:customStyle="1" w:styleId="VerbatimStringTok">
+  <w:style w:customStyle="1" w:styleId="VerbatimStringTok" w:type="character">
     <w:name w:val="VerbatimStringTok"/>
     <w:basedOn w:val="VerbatimChar"/>
     <w:rPr>
       <w:color w:val="4070a0"/>
     </w:rPr>
   </w:style>
-  <w:style w:type="character" w:customStyle="1" w:styleId="SpecialStringTok">
+  <w:style w:customStyle="1" w:styleId="SpecialStringTok" w:type="character">
     <w:name w:val="SpecialStringTok"/>
     <w:basedOn w:val="VerbatimChar"/>
     <w:rPr>
       <w:color w:val="bb6688"/>
     </w:rPr>
   </w:style>
-  <w:style w:type="character" w:customStyle="1" w:styleId="ImportTok">
+  <w:style w:customStyle="1" w:styleId="ImportTok" w:type="character">
     <w:name w:val="ImportTok"/>
     <w:basedOn w:val="VerbatimChar"/>
     <w:rPr>
@@ -12951,7 +14080,7 @@
       <w:color w:val="008000"/>
     </w:rPr>
   </w:style>
-  <w:style w:type="character" w:customStyle="1" w:styleId="CommentTok">
+  <w:style w:customStyle="1" w:styleId="CommentTok" w:type="character">
     <w:name w:val="CommentTok"/>
     <w:basedOn w:val="VerbatimChar"/>
     <w:rPr>
@@ -12959,7 +14088,7 @@
       <w:color w:val="60a0b0"/>
     </w:rPr>
   </w:style>
-  <w:style w:type="character" w:customStyle="1" w:styleId="DocumentationTok">
+  <w:style w:customStyle="1" w:styleId="DocumentationTok" w:type="character">
     <w:name w:val="DocumentationTok"/>
     <w:basedOn w:val="VerbatimChar"/>
     <w:rPr>
@@ -12967,7 +14096,7 @@
       <w:color w:val="ba2121"/>
     </w:rPr>
   </w:style>
-  <w:style w:type="character" w:customStyle="1" w:styleId="AnnotationTok">
+  <w:style w:customStyle="1" w:styleId="AnnotationTok" w:type="character">
     <w:name w:val="AnnotationTok"/>
     <w:basedOn w:val="VerbatimChar"/>
     <w:rPr>
@@ -12976,7 +14105,7 @@
       <w:color w:val="60a0b0"/>
     </w:rPr>
   </w:style>
-  <w:style w:type="character" w:customStyle="1" w:styleId="CommentVarTok">
+  <w:style w:customStyle="1" w:styleId="CommentVarTok" w:type="character">
     <w:name w:val="CommentVarTok"/>
     <w:basedOn w:val="VerbatimChar"/>
     <w:rPr>
@@ -12985,28 +14114,28 @@
       <w:color w:val="60a0b0"/>
     </w:rPr>
   </w:style>
-  <w:style w:type="character" w:customStyle="1" w:styleId="OtherTok">
+  <w:style w:customStyle="1" w:styleId="OtherTok" w:type="character">
     <w:name w:val="OtherTok"/>
     <w:basedOn w:val="VerbatimChar"/>
     <w:rPr>
       <w:color w:val="007020"/>
     </w:rPr>
   </w:style>
-  <w:style w:type="character" w:customStyle="1" w:styleId="FunctionTok">
+  <w:style w:customStyle="1" w:styleId="FunctionTok" w:type="character">
     <w:name w:val="FunctionTok"/>
     <w:basedOn w:val="VerbatimChar"/>
     <w:rPr>
       <w:color w:val="06287e"/>
     </w:rPr>
   </w:style>
-  <w:style w:type="character" w:customStyle="1" w:styleId="VariableTok">
+  <w:style w:customStyle="1" w:styleId="VariableTok" w:type="character">
     <w:name w:val="VariableTok"/>
     <w:basedOn w:val="VerbatimChar"/>
     <w:rPr>
       <w:color w:val="19177c"/>
     </w:rPr>
   </w:style>
-  <w:style w:type="character" w:customStyle="1" w:styleId="ControlFlowTok">
+  <w:style w:customStyle="1" w:styleId="ControlFlowTok" w:type="character">
     <w:name w:val="ControlFlowTok"/>
     <w:basedOn w:val="VerbatimChar"/>
     <w:rPr>
@@ -13014,45 +14143,45 @@
       <w:color w:val="007020"/>
     </w:rPr>
   </w:style>
-  <w:style w:type="character" w:customStyle="1" w:styleId="OperatorTok">
+  <w:style w:customStyle="1" w:styleId="OperatorTok" w:type="character">
     <w:name w:val="OperatorTok"/>
     <w:basedOn w:val="VerbatimChar"/>
     <w:rPr>
       <w:color w:val="666666"/>
     </w:rPr>
   </w:style>
-  <w:style w:type="character" w:customStyle="1" w:styleId="BuiltInTok">
+  <w:style w:customStyle="1" w:styleId="BuiltInTok" w:type="character">
     <w:name w:val="BuiltInTok"/>
     <w:basedOn w:val="VerbatimChar"/>
     <w:rPr>
       <w:color w:val="008000"/>
     </w:rPr>
   </w:style>
-  <w:style w:type="character" w:customStyle="1" w:styleId="ExtensionTok">
+  <w:style w:customStyle="1" w:styleId="ExtensionTok" w:type="character">
     <w:name w:val="ExtensionTok"/>
     <w:basedOn w:val="VerbatimChar"/>
     <w:rPr/>
   </w:style>
-  <w:style w:type="character" w:customStyle="1" w:styleId="PreprocessorTok">
+  <w:style w:customStyle="1" w:styleId="PreprocessorTok" w:type="character">
     <w:name w:val="PreprocessorTok"/>
     <w:basedOn w:val="VerbatimChar"/>
     <w:rPr>
       <w:color w:val="bc7a00"/>
     </w:rPr>
   </w:style>
-  <w:style w:type="character" w:customStyle="1" w:styleId="AttributeTok">
+  <w:style w:customStyle="1" w:styleId="AttributeTok" w:type="character">
     <w:name w:val="AttributeTok"/>
     <w:basedOn w:val="VerbatimChar"/>
     <w:rPr>
       <w:color w:val="7d9029"/>
     </w:rPr>
   </w:style>
-  <w:style w:type="character" w:customStyle="1" w:styleId="RegionMarkerTok">
+  <w:style w:customStyle="1" w:styleId="RegionMarkerTok" w:type="character">
     <w:name w:val="RegionMarkerTok"/>
     <w:basedOn w:val="VerbatimChar"/>
     <w:rPr/>
   </w:style>
-  <w:style w:type="character" w:customStyle="1" w:styleId="InformationTok">
+  <w:style w:customStyle="1" w:styleId="InformationTok" w:type="character">
     <w:name w:val="InformationTok"/>
     <w:basedOn w:val="VerbatimChar"/>
     <w:rPr>
@@ -13061,7 +14190,7 @@
       <w:color w:val="60a0b0"/>
     </w:rPr>
   </w:style>
-  <w:style w:type="character" w:customStyle="1" w:styleId="WarningTok">
+  <w:style w:customStyle="1" w:styleId="WarningTok" w:type="character">
     <w:name w:val="WarningTok"/>
     <w:basedOn w:val="VerbatimChar"/>
     <w:rPr>
@@ -13070,7 +14199,7 @@
       <w:color w:val="60a0b0"/>
     </w:rPr>
   </w:style>
-  <w:style w:type="character" w:customStyle="1" w:styleId="AlertTok">
+  <w:style w:customStyle="1" w:styleId="AlertTok" w:type="character">
     <w:name w:val="AlertTok"/>
     <w:basedOn w:val="VerbatimChar"/>
     <w:rPr>
@@ -13078,7 +14207,7 @@
       <w:color w:val="ff0000"/>
     </w:rPr>
   </w:style>
-  <w:style w:type="character" w:customStyle="1" w:styleId="ErrorTok">
+  <w:style w:customStyle="1" w:styleId="ErrorTok" w:type="character">
     <w:name w:val="ErrorTok"/>
     <w:basedOn w:val="VerbatimChar"/>
     <w:rPr>
@@ -13086,7 +14215,7 @@
       <w:color w:val="ff0000"/>
     </w:rPr>
   </w:style>
-  <w:style w:type="character" w:customStyle="1" w:styleId="NormalTok">
+  <w:style w:customStyle="1" w:styleId="NormalTok" w:type="character">
     <w:name w:val="NormalTok"/>
     <w:basedOn w:val="VerbatimChar"/>
     <w:rPr/>
